--- a/flask/template_essic.docx
+++ b/flask/template_essic.docx
@@ -6,7 +6,7 @@
       <w:tblPr>
         <w:tblW w:w="9072" w:type="dxa"/>
         <w:jc w:val="center"/>
-        <w:tblInd w:w="648" w:type="dxa"/>
+        <w:tblInd w:w="1296" w:type="dxa"/>
         <w:tblBorders>
           <w:top w:val="single" w:color="ffffff" w:sz="8" w:space="0" w:shadow="0" w:frame="0"/>
           <w:left w:val="single" w:color="ffffff" w:sz="8" w:space="0" w:shadow="0" w:frame="0"/>
@@ -71,7 +71,7 @@
               </w:rPr>
               <w:drawing xmlns:a="http://schemas.openxmlformats.org/drawingml/2006/main">
                 <wp:inline distT="0" distB="0" distL="0" distR="0">
-                  <wp:extent cx="1385304" cy="498624"/>
+                  <wp:extent cx="1277720" cy="459902"/>
                   <wp:effectExtent l="0" t="0" r="0" b="0"/>
                   <wp:docPr id="1073741826" name="officeArt object" descr="Picture 21"/>
                   <wp:cNvGraphicFramePr/>
@@ -95,7 +95,7 @@
                         <pic:spPr>
                           <a:xfrm>
                             <a:off x="0" y="0"/>
-                            <a:ext cx="1385304" cy="498624"/>
+                            <a:ext cx="1277720" cy="459902"/>
                           </a:xfrm>
                           <a:prstGeom prst="rect">
                             <a:avLst/>
@@ -116,7 +116,7 @@
         </w:tc>
         <w:tc>
           <w:tcPr>
-            <w:tcW w:type="dxa" w:w="6710"/>
+            <w:tcW w:type="dxa" w:w="6711"/>
             <w:tcBorders>
               <w:top w:val="nil"/>
               <w:left w:val="nil"/>
@@ -203,23 +203,15 @@
       <w:pPr>
         <w:pStyle w:val="Body"/>
         <w:widowControl w:val="0"/>
-        <w:ind w:left="540" w:hanging="540"/>
+        <w:ind w:left="1188" w:hanging="1188"/>
         <w:jc w:val="center"/>
       </w:pPr>
     </w:p>
     <w:p>
       <w:pPr>
-        <w:pStyle w:val="Body B"/>
+        <w:pStyle w:val="Body B A A A A A A"/>
         <w:widowControl w:val="0"/>
-        <w:ind w:left="432" w:hanging="432"/>
-        <w:jc w:val="center"/>
-      </w:pPr>
-    </w:p>
-    <w:p>
-      <w:pPr>
-        <w:pStyle w:val="Body B A"/>
-        <w:widowControl w:val="0"/>
-        <w:ind w:left="324" w:hanging="324"/>
+        <w:ind w:left="1080" w:hanging="1080"/>
         <w:jc w:val="center"/>
       </w:pPr>
     </w:p>
@@ -260,54 +252,6 @@
         </w:rPr>
         <w:t>{{CODE_NUMBER}}</w:t>
       </w:r>
-      <w:r>
-        <mc:AlternateContent>
-          <mc:Choice Requires="wps">
-            <w:drawing xmlns:a="http://schemas.openxmlformats.org/drawingml/2006/main">
-              <wp:inline distT="0" distB="0" distL="0" distR="0">
-                <wp:extent cx="6081272" cy="5"/>
-                <wp:effectExtent l="0" t="0" r="0" b="0"/>
-                <wp:docPr id="1073741828" name="officeArt object" descr="Straight Connector 12"/>
-                <wp:cNvGraphicFramePr/>
-                <a:graphic xmlns:a="http://schemas.openxmlformats.org/drawingml/2006/main">
-                  <a:graphicData uri="http://schemas.microsoft.com/office/word/2010/wordprocessingShape">
-                    <wps:wsp>
-                      <wps:cNvSpPr/>
-                      <wps:spPr>
-                        <a:xfrm flipH="1" flipV="1">
-                          <a:off x="0" y="0"/>
-                          <a:ext cx="6081272" cy="5"/>
-                        </a:xfrm>
-                        <a:prstGeom prst="line">
-                          <a:avLst/>
-                        </a:prstGeom>
-                        <a:noFill/>
-                        <a:ln w="34925" cap="rnd">
-                          <a:solidFill>
-                            <a:srgbClr val="897562"/>
-                          </a:solidFill>
-                          <a:prstDash val="solid"/>
-                          <a:round/>
-                        </a:ln>
-                        <a:effectLst/>
-                      </wps:spPr>
-                      <wps:bodyPr/>
-                    </wps:wsp>
-                  </a:graphicData>
-                </a:graphic>
-              </wp:inline>
-            </w:drawing>
-          </mc:Choice>
-          <mc:Fallback>
-            <w:pict>
-              <v:line id="_x0000_s1026" style="visibility:visible;width:478.8pt;height:0.0pt;flip:x y;">
-                <v:fill on="f"/>
-                <v:stroke filltype="solid" color="#897562" opacity="100.0%" weight="2.8pt" dashstyle="solid" endcap="round" joinstyle="round" linestyle="single" startarrow="none" startarrowwidth="medium" startarrowlength="medium" endarrow="none" endarrowwidth="medium" endarrowlength="medium"/>
-              </v:line>
-            </w:pict>
-          </mc:Fallback>
-        </mc:AlternateContent>
-      </w:r>
       <w:bookmarkStart w:name="OLE_LINK102" w:id="0"/>
       <w:r>
         <w:rPr>
@@ -330,11 +274,18 @@
       </w:r>
       <w:bookmarkEnd w:id="0"/>
     </w:p>
+    <w:p>
+      <w:pPr>
+        <w:pStyle w:val="Body A"/>
+        <w:widowControl w:val="0"/>
+        <w:spacing w:after="0" w:line="240" w:lineRule="auto"/>
+      </w:pPr>
+    </w:p>
     <w:tbl>
       <w:tblPr>
-        <w:tblW w:w="9630" w:type="dxa"/>
+        <w:tblW w:w="9735" w:type="dxa"/>
         <w:jc w:val="left"/>
-        <w:tblInd w:w="540" w:type="dxa"/>
+        <w:tblInd w:w="108" w:type="dxa"/>
         <w:tblBorders>
           <w:top w:val="single" w:color="ffffff" w:sz="8" w:space="0" w:shadow="0" w:frame="0"/>
           <w:left w:val="single" w:color="ffffff" w:sz="8" w:space="0" w:shadow="0" w:frame="0"/>
@@ -347,21 +298,21 @@
         <w:tblLayout w:type="fixed"/>
       </w:tblPr>
       <w:tblGrid>
-        <w:gridCol w:w="7875"/>
-        <w:gridCol w:w="1755"/>
+        <w:gridCol w:w="8235"/>
+        <w:gridCol w:w="1500"/>
       </w:tblGrid>
       <w:tr>
         <w:tblPrEx>
           <w:shd w:val="clear" w:color="auto" w:fill="d0ddef"/>
         </w:tblPrEx>
         <w:trPr>
-          <w:trHeight w:val="400" w:hRule="atLeast"/>
+          <w:trHeight w:val="393" w:hRule="atLeast"/>
         </w:trPr>
         <w:tc>
           <w:tcPr>
-            <w:tcW w:type="dxa" w:w="7875"/>
+            <w:tcW w:type="dxa" w:w="8235"/>
             <w:tcBorders>
-              <w:top w:val="nil"/>
+              <w:top w:val="single" w:color="8f831a" w:sz="18" w:space="0" w:shadow="0" w:frame="0"/>
               <w:left w:val="nil"/>
               <w:bottom w:val="nil"/>
               <w:right w:val="nil"/>
@@ -378,13 +329,7 @@
           <w:p>
             <w:pPr>
               <w:pStyle w:val="Body A"/>
-              <w:bidi w:val="1"/>
-              <w:spacing w:after="0" w:line="240" w:lineRule="auto"/>
-              <w:ind w:left="0" w:right="0" w:firstLine="0"/>
-              <w:jc w:val="center"/>
-              <w:rPr>
-                <w:rtl w:val="1"/>
-              </w:rPr>
+              <w:jc w:val="right"/>
             </w:pPr>
             <w:r>
               <w:rPr>
@@ -392,9 +337,30 @@
                 <w:b w:val="1"/>
                 <w:bCs w:val="1"/>
                 <w:outline w:val="0"/>
+                <w:color w:val="ad8934"/>
+                <w:sz w:val="26"/>
+                <w:szCs w:val="26"/>
+                <w:u w:color="ad8934"/>
+                <w:shd w:val="nil" w:color="auto" w:fill="auto"/>
+                <w:rtl w:val="0"/>
+                <w:lang w:val="de-DE"/>
+                <w14:textFill>
+                  <w14:solidFill>
+                    <w14:srgbClr w14:val="AD8934"/>
+                  </w14:solidFill>
+                </w14:textFill>
+              </w:rPr>
+              <w:t>{{ESSIC}} {</w:t>
+            </w:r>
+            <w:r>
+              <w:rPr>
+                <w:rFonts w:ascii="Times New Roman" w:hAnsi="Times New Roman"/>
+                <w:b w:val="1"/>
+                <w:bCs w:val="1"/>
+                <w:outline w:val="0"/>
                 <w:color w:val="002060"/>
-                <w:sz w:val="28"/>
-                <w:szCs w:val="28"/>
+                <w:sz w:val="26"/>
+                <w:szCs w:val="26"/>
                 <w:u w:color="002060"/>
                 <w:shd w:val="nil" w:color="auto" w:fill="auto"/>
                 <w:rtl w:val="0"/>
@@ -405,15 +371,15 @@
                   </w14:solidFill>
                 </w14:textFill>
               </w:rPr>
-              <w:t>{{SENDER_TOP}}</w:t>
+              <w:t>{SENDER_TOP}}</w:t>
             </w:r>
           </w:p>
         </w:tc>
         <w:tc>
           <w:tcPr>
-            <w:tcW w:type="dxa" w:w="1755"/>
+            <w:tcW w:type="dxa" w:w="1500"/>
             <w:tcBorders>
-              <w:top w:val="nil"/>
+              <w:top w:val="single" w:color="8f831a" w:sz="18" w:space="0" w:shadow="0" w:frame="0"/>
               <w:left w:val="nil"/>
               <w:bottom w:val="nil"/>
               <w:right w:val="nil"/>
@@ -432,50 +398,51 @@
               <w:pStyle w:val="Body A"/>
               <w:bidi w:val="1"/>
               <w:ind w:left="0" w:right="0" w:firstLine="0"/>
-              <w:jc w:val="center"/>
+              <w:jc w:val="both"/>
               <w:rPr>
                 <w:rtl w:val="1"/>
               </w:rPr>
             </w:pPr>
             <w:r>
               <w:rPr>
-                <w:rFonts w:ascii="Arial Unicode MS" w:cs="Times New Roman" w:hAnsi="Arial Unicode MS" w:eastAsia="Arial Unicode MS" w:hint="cs"/>
-                <w:b w:val="1"/>
-                <w:bCs w:val="1"/>
+                <w:rFonts w:ascii="Arial Unicode MS" w:cs="Arial Unicode MS" w:hAnsi="Arial Unicode MS" w:eastAsia="Arial Unicode MS" w:hint="cs"/>
+                <w:b w:val="0"/>
+                <w:bCs w:val="0"/>
                 <w:outline w:val="0"/>
-                <w:color w:val="292558"/>
-                <w:sz w:val="28"/>
-                <w:szCs w:val="28"/>
-                <w:u w:color="292558"/>
+                <w:color w:val="002060"/>
+                <w:sz w:val="26"/>
+                <w:szCs w:val="26"/>
+                <w:u w:color="002060"/>
                 <w:shd w:val="nil" w:color="auto" w:fill="auto"/>
                 <w:rtl w:val="1"/>
                 <w:lang w:val="ar-SA" w:bidi="ar-SA"/>
                 <w14:textFill>
                   <w14:solidFill>
-                    <w14:srgbClr w14:val="292558"/>
+                    <w14:srgbClr w14:val="002060"/>
                   </w14:solidFill>
                 </w14:textFill>
               </w:rPr>
-              <w:t>الراســـــــــل</w:t>
+              <w:t>الــراســـــل</w:t>
             </w:r>
             <w:r>
               <w:rPr>
                 <w:rFonts w:ascii="Arial Unicode MS" w:hAnsi="Arial Unicode MS"/>
+                <w:b w:val="0"/>
+                <w:bCs w:val="0"/>
                 <w:outline w:val="0"/>
-                <w:color w:val="292558"/>
-                <w:sz w:val="28"/>
-                <w:szCs w:val="28"/>
-                <w:u w:color="292558"/>
+                <w:color w:val="002060"/>
+                <w:sz w:val="26"/>
+                <w:szCs w:val="26"/>
+                <w:u w:color="002060"/>
                 <w:shd w:val="nil" w:color="auto" w:fill="auto"/>
                 <w:rtl w:val="1"/>
-                <w:lang w:val="ar-SA" w:bidi="ar-SA"/>
                 <w14:textFill>
                   <w14:solidFill>
-                    <w14:srgbClr w14:val="292558"/>
+                    <w14:srgbClr w14:val="002060"/>
                   </w14:solidFill>
                 </w14:textFill>
               </w:rPr>
-              <w:t>:</w:t>
+              <w:t xml:space="preserve">: </w:t>
             </w:r>
           </w:p>
         </w:tc>
@@ -485,11 +452,11 @@
           <w:shd w:val="clear" w:color="auto" w:fill="d0ddef"/>
         </w:tblPrEx>
         <w:trPr>
-          <w:trHeight w:val="400" w:hRule="atLeast"/>
+          <w:trHeight w:val="380" w:hRule="atLeast"/>
         </w:trPr>
         <w:tc>
           <w:tcPr>
-            <w:tcW w:type="dxa" w:w="7875"/>
+            <w:tcW w:type="dxa" w:w="8235"/>
             <w:tcBorders>
               <w:top w:val="nil"/>
               <w:left w:val="nil"/>
@@ -503,18 +470,13 @@
               <w:bottom w:type="dxa" w:w="80"/>
               <w:right w:type="dxa" w:w="80"/>
             </w:tcMar>
-            <w:vAlign w:val="center"/>
+            <w:vAlign w:val="top"/>
           </w:tcPr>
           <w:p>
             <w:pPr>
               <w:pStyle w:val="Body A"/>
-              <w:bidi w:val="1"/>
               <w:spacing w:after="0" w:line="240" w:lineRule="auto"/>
-              <w:ind w:left="0" w:right="0" w:firstLine="0"/>
-              <w:jc w:val="center"/>
-              <w:rPr>
-                <w:rtl w:val="1"/>
-              </w:rPr>
+              <w:jc w:val="right"/>
             </w:pPr>
             <w:r>
               <w:rPr>
@@ -522,9 +484,30 @@
                 <w:b w:val="1"/>
                 <w:bCs w:val="1"/>
                 <w:outline w:val="0"/>
+                <w:color w:val="ad8934"/>
+                <w:sz w:val="26"/>
+                <w:szCs w:val="26"/>
+                <w:u w:color="ad8934"/>
+                <w:shd w:val="nil" w:color="auto" w:fill="auto"/>
+                <w:rtl w:val="0"/>
+                <w:lang w:val="de-DE"/>
+                <w14:textFill>
+                  <w14:solidFill>
+                    <w14:srgbClr w14:val="AD8934"/>
+                  </w14:solidFill>
+                </w14:textFill>
+              </w:rPr>
+              <w:t xml:space="preserve">{{ESSIC}} </w:t>
+            </w:r>
+            <w:r>
+              <w:rPr>
+                <w:rFonts w:ascii="Times New Roman" w:hAnsi="Times New Roman"/>
+                <w:b w:val="1"/>
+                <w:bCs w:val="1"/>
+                <w:outline w:val="0"/>
                 <w:color w:val="292558"/>
-                <w:sz w:val="28"/>
-                <w:szCs w:val="28"/>
+                <w:sz w:val="26"/>
+                <w:szCs w:val="26"/>
                 <w:u w:color="292558"/>
                 <w:shd w:val="nil" w:color="auto" w:fill="auto"/>
                 <w:rtl w:val="0"/>
@@ -541,7 +524,7 @@
         </w:tc>
         <w:tc>
           <w:tcPr>
-            <w:tcW w:type="dxa" w:w="1755"/>
+            <w:tcW w:type="dxa" w:w="1500"/>
             <w:tcBorders>
               <w:top w:val="nil"/>
               <w:left w:val="nil"/>
@@ -555,54 +538,55 @@
               <w:bottom w:type="dxa" w:w="80"/>
               <w:right w:type="dxa" w:w="80"/>
             </w:tcMar>
-            <w:vAlign w:val="center"/>
+            <w:vAlign w:val="top"/>
           </w:tcPr>
           <w:p>
             <w:pPr>
               <w:pStyle w:val="Body A"/>
               <w:bidi w:val="1"/>
-              <w:spacing w:after="0" w:line="240" w:lineRule="auto"/>
+              <w:spacing w:line="240" w:lineRule="auto"/>
               <w:ind w:left="0" w:right="0" w:firstLine="0"/>
-              <w:jc w:val="center"/>
+              <w:jc w:val="both"/>
               <w:rPr>
                 <w:rtl w:val="1"/>
               </w:rPr>
             </w:pPr>
             <w:r>
               <w:rPr>
-                <w:rFonts w:ascii="Arial Unicode MS" w:cs="Times New Roman" w:hAnsi="Arial Unicode MS" w:eastAsia="Arial Unicode MS" w:hint="cs"/>
-                <w:b w:val="1"/>
-                <w:bCs w:val="1"/>
+                <w:rFonts w:ascii="Arial Unicode MS" w:cs="Arial Unicode MS" w:hAnsi="Arial Unicode MS" w:eastAsia="Arial Unicode MS" w:hint="cs"/>
+                <w:b w:val="0"/>
+                <w:bCs w:val="0"/>
                 <w:outline w:val="0"/>
-                <w:color w:val="292558"/>
-                <w:sz w:val="28"/>
-                <w:szCs w:val="28"/>
-                <w:u w:color="292558"/>
+                <w:color w:val="002060"/>
+                <w:sz w:val="26"/>
+                <w:szCs w:val="26"/>
+                <w:u w:color="002060"/>
                 <w:shd w:val="nil" w:color="auto" w:fill="auto"/>
                 <w:rtl w:val="1"/>
                 <w:lang w:val="ar-SA" w:bidi="ar-SA"/>
                 <w14:textFill>
                   <w14:solidFill>
-                    <w14:srgbClr w14:val="292558"/>
+                    <w14:srgbClr w14:val="002060"/>
                   </w14:solidFill>
                 </w14:textFill>
               </w:rPr>
-              <w:t>المرسل إليـه</w:t>
+              <w:t>المرسل اليه</w:t>
             </w:r>
             <w:r>
               <w:rPr>
                 <w:rFonts w:ascii="Arial Unicode MS" w:hAnsi="Arial Unicode MS"/>
+                <w:b w:val="0"/>
+                <w:bCs w:val="0"/>
                 <w:outline w:val="0"/>
-                <w:color w:val="292558"/>
-                <w:sz w:val="28"/>
-                <w:szCs w:val="28"/>
-                <w:u w:color="292558"/>
+                <w:color w:val="002060"/>
+                <w:sz w:val="26"/>
+                <w:szCs w:val="26"/>
+                <w:u w:color="002060"/>
                 <w:shd w:val="nil" w:color="auto" w:fill="auto"/>
                 <w:rtl w:val="1"/>
-                <w:lang w:val="ar-SA" w:bidi="ar-SA"/>
                 <w14:textFill>
                   <w14:solidFill>
-                    <w14:srgbClr w14:val="292558"/>
+                    <w14:srgbClr w14:val="002060"/>
                   </w14:solidFill>
                 </w14:textFill>
               </w:rPr>
@@ -616,15 +600,15 @@
           <w:shd w:val="clear" w:color="auto" w:fill="d0ddef"/>
         </w:tblPrEx>
         <w:trPr>
-          <w:trHeight w:val="400" w:hRule="atLeast"/>
+          <w:trHeight w:val="393" w:hRule="atLeast"/>
         </w:trPr>
         <w:tc>
           <w:tcPr>
-            <w:tcW w:type="dxa" w:w="7875"/>
+            <w:tcW w:type="dxa" w:w="8235"/>
             <w:tcBorders>
               <w:top w:val="nil"/>
               <w:left w:val="nil"/>
-              <w:bottom w:val="nil"/>
+              <w:bottom w:val="single" w:color="8f831a" w:sz="18" w:space="0" w:shadow="0" w:frame="0"/>
               <w:right w:val="nil"/>
             </w:tcBorders>
             <w:shd w:val="clear" w:color="auto" w:fill="auto"/>
@@ -634,18 +618,13 @@
               <w:bottom w:type="dxa" w:w="80"/>
               <w:right w:type="dxa" w:w="80"/>
             </w:tcMar>
-            <w:vAlign w:val="center"/>
+            <w:vAlign w:val="top"/>
           </w:tcPr>
           <w:p>
             <w:pPr>
               <w:pStyle w:val="Body A"/>
-              <w:bidi w:val="1"/>
               <w:spacing w:after="0" w:line="240" w:lineRule="auto"/>
-              <w:ind w:left="0" w:right="0" w:firstLine="0"/>
-              <w:jc w:val="center"/>
-              <w:rPr>
-                <w:rtl w:val="1"/>
-              </w:rPr>
+              <w:jc w:val="right"/>
             </w:pPr>
             <w:r>
               <w:rPr>
@@ -653,16 +632,35 @@
                 <w:b w:val="1"/>
                 <w:bCs w:val="1"/>
                 <w:outline w:val="0"/>
-                <w:color w:val="ff0000"/>
-                <w:sz w:val="28"/>
-                <w:szCs w:val="28"/>
+                <w:color w:val="a78a43"/>
+                <w:sz w:val="26"/>
+                <w:szCs w:val="26"/>
+                <w:u w:color="ad8934"/>
+                <w:rtl w:val="0"/>
+                <w:lang w:val="de-DE"/>
+                <w14:textFill>
+                  <w14:solidFill>
+                    <w14:srgbClr w14:val="A78A43"/>
+                  </w14:solidFill>
+                </w14:textFill>
+              </w:rPr>
+              <w:t xml:space="preserve">{{ESSIC}} </w:t>
+            </w:r>
+            <w:r>
+              <w:rPr>
+                <w:rFonts w:ascii="Times New Roman" w:hAnsi="Times New Roman"/>
+                <w:b w:val="1"/>
+                <w:bCs w:val="1"/>
+                <w:outline w:val="0"/>
+                <w:color w:val="a78a43"/>
+                <w:sz w:val="26"/>
+                <w:szCs w:val="26"/>
                 <w:u w:color="ff0000"/>
-                <w:shd w:val="nil" w:color="auto" w:fill="auto"/>
                 <w:rtl w:val="0"/>
                 <w:lang w:val="en-US"/>
                 <w14:textFill>
                   <w14:solidFill>
-                    <w14:srgbClr w14:val="FF0000"/>
+                    <w14:srgbClr w14:val="A78A43"/>
                   </w14:solidFill>
                 </w14:textFill>
               </w:rPr>
@@ -672,11 +670,11 @@
         </w:tc>
         <w:tc>
           <w:tcPr>
-            <w:tcW w:type="dxa" w:w="1755"/>
+            <w:tcW w:type="dxa" w:w="1500"/>
             <w:tcBorders>
               <w:top w:val="nil"/>
               <w:left w:val="nil"/>
-              <w:bottom w:val="nil"/>
+              <w:bottom w:val="single" w:color="8f831a" w:sz="18" w:space="0" w:shadow="0" w:frame="0"/>
               <w:right w:val="nil"/>
             </w:tcBorders>
             <w:shd w:val="clear" w:color="auto" w:fill="auto"/>
@@ -686,54 +684,55 @@
               <w:bottom w:type="dxa" w:w="80"/>
               <w:right w:type="dxa" w:w="80"/>
             </w:tcMar>
-            <w:vAlign w:val="center"/>
+            <w:vAlign w:val="top"/>
           </w:tcPr>
           <w:p>
             <w:pPr>
               <w:pStyle w:val="Body A"/>
               <w:bidi w:val="1"/>
-              <w:spacing w:after="0" w:line="240" w:lineRule="auto"/>
+              <w:spacing w:line="240" w:lineRule="auto"/>
               <w:ind w:left="0" w:right="0" w:firstLine="0"/>
-              <w:jc w:val="center"/>
+              <w:jc w:val="both"/>
               <w:rPr>
                 <w:rtl w:val="1"/>
               </w:rPr>
             </w:pPr>
             <w:r>
               <w:rPr>
-                <w:rFonts w:ascii="Arial Unicode MS" w:cs="Times New Roman" w:hAnsi="Arial Unicode MS" w:eastAsia="Arial Unicode MS" w:hint="cs"/>
-                <w:b w:val="1"/>
-                <w:bCs w:val="1"/>
+                <w:rFonts w:ascii="Arial Unicode MS" w:cs="Arial Unicode MS" w:hAnsi="Arial Unicode MS" w:eastAsia="Arial Unicode MS" w:hint="cs"/>
+                <w:b w:val="0"/>
+                <w:bCs w:val="0"/>
                 <w:outline w:val="0"/>
-                <w:color w:val="292557"/>
-                <w:sz w:val="28"/>
-                <w:szCs w:val="28"/>
-                <w:u w:color="292557"/>
+                <w:color w:val="002060"/>
+                <w:sz w:val="26"/>
+                <w:szCs w:val="26"/>
+                <w:u w:color="002060"/>
                 <w:shd w:val="nil" w:color="auto" w:fill="auto"/>
                 <w:rtl w:val="1"/>
                 <w:lang w:val="ar-SA" w:bidi="ar-SA"/>
                 <w14:textFill>
                   <w14:solidFill>
-                    <w14:srgbClr w14:val="292557"/>
+                    <w14:srgbClr w14:val="002060"/>
                   </w14:solidFill>
                 </w14:textFill>
               </w:rPr>
-              <w:t>المـوضـــوع</w:t>
+              <w:t>المـوضــوع</w:t>
             </w:r>
             <w:r>
               <w:rPr>
                 <w:rFonts w:ascii="Arial Unicode MS" w:hAnsi="Arial Unicode MS"/>
+                <w:b w:val="0"/>
+                <w:bCs w:val="0"/>
                 <w:outline w:val="0"/>
-                <w:color w:val="292557"/>
-                <w:sz w:val="28"/>
-                <w:szCs w:val="28"/>
-                <w:u w:color="292557"/>
+                <w:color w:val="002060"/>
+                <w:sz w:val="26"/>
+                <w:szCs w:val="26"/>
+                <w:u w:color="002060"/>
                 <w:shd w:val="nil" w:color="auto" w:fill="auto"/>
                 <w:rtl w:val="1"/>
-                <w:lang w:val="ar-SA" w:bidi="ar-SA"/>
                 <w14:textFill>
                   <w14:solidFill>
-                    <w14:srgbClr w14:val="292557"/>
+                    <w14:srgbClr w14:val="002060"/>
                   </w14:solidFill>
                 </w14:textFill>
               </w:rPr>
@@ -748,7 +747,6 @@
         <w:pStyle w:val="Body A"/>
         <w:widowControl w:val="0"/>
         <w:spacing w:after="0" w:line="240" w:lineRule="auto"/>
-        <w:ind w:left="432" w:hanging="432"/>
       </w:pPr>
     </w:p>
     <w:p>
@@ -756,76 +754,6 @@
         <w:pStyle w:val="Body A"/>
         <w:widowControl w:val="0"/>
         <w:spacing w:after="0" w:line="240" w:lineRule="auto"/>
-        <w:rPr>
-          <w:b w:val="1"/>
-          <w:bCs w:val="1"/>
-          <w:outline w:val="0"/>
-          <w:color w:val="081f5c"/>
-          <w:sz w:val="24"/>
-          <w:szCs w:val="24"/>
-          <w:u w:color="081f5c"/>
-          <w14:textFill>
-            <w14:solidFill>
-              <w14:srgbClr w14:val="081F5C"/>
-            </w14:solidFill>
-          </w14:textFill>
-        </w:rPr>
-      </w:pPr>
-      <w:r>
-        <mc:AlternateContent>
-          <mc:Choice Requires="wps">
-            <w:drawing xmlns:a="http://schemas.openxmlformats.org/drawingml/2006/main">
-              <wp:inline distT="0" distB="0" distL="0" distR="0">
-                <wp:extent cx="6081272" cy="5"/>
-                <wp:effectExtent l="0" t="0" r="0" b="0"/>
-                <wp:docPr id="1073741829" name="officeArt object" descr="Straight Connector 12"/>
-                <wp:cNvGraphicFramePr/>
-                <a:graphic xmlns:a="http://schemas.openxmlformats.org/drawingml/2006/main">
-                  <a:graphicData uri="http://schemas.microsoft.com/office/word/2010/wordprocessingShape">
-                    <wps:wsp>
-                      <wps:cNvSpPr/>
-                      <wps:spPr>
-                        <a:xfrm flipH="1" flipV="1">
-                          <a:off x="0" y="0"/>
-                          <a:ext cx="6081272" cy="5"/>
-                        </a:xfrm>
-                        <a:prstGeom prst="line">
-                          <a:avLst/>
-                        </a:prstGeom>
-                        <a:noFill/>
-                        <a:ln w="34925" cap="rnd">
-                          <a:solidFill>
-                            <a:srgbClr val="897562"/>
-                          </a:solidFill>
-                          <a:prstDash val="solid"/>
-                          <a:round/>
-                        </a:ln>
-                        <a:effectLst/>
-                      </wps:spPr>
-                      <wps:bodyPr/>
-                    </wps:wsp>
-                  </a:graphicData>
-                </a:graphic>
-              </wp:inline>
-            </w:drawing>
-          </mc:Choice>
-          <mc:Fallback>
-            <w:pict>
-              <v:line id="_x0000_s1027" style="visibility:visible;width:478.8pt;height:0.0pt;flip:x y;">
-                <v:fill on="f"/>
-                <v:stroke filltype="solid" color="#897562" opacity="100.0%" weight="2.8pt" dashstyle="solid" endcap="round" joinstyle="round" linestyle="single" startarrow="none" startarrowwidth="medium" startarrowlength="medium" endarrow="none" endarrowwidth="medium" endarrowlength="medium"/>
-              </v:line>
-            </w:pict>
-          </mc:Fallback>
-        </mc:AlternateContent>
-      </w:r>
-    </w:p>
-    <w:p>
-      <w:pPr>
-        <w:pStyle w:val="Body A"/>
-        <w:widowControl w:val="0"/>
-        <w:spacing w:after="0" w:line="240" w:lineRule="auto"/>
-        <w:ind w:left="216" w:hanging="216"/>
       </w:pPr>
     </w:p>
     <w:p>
@@ -990,8 +918,8 @@
           <w:rFonts w:ascii="Arial Unicode MS" w:hAnsi="Arial Unicode MS"/>
           <w:outline w:val="0"/>
           <w:color w:val="ff0000"/>
-          <w:sz w:val="38"/>
-          <w:szCs w:val="38"/>
+          <w:sz w:val="32"/>
+          <w:szCs w:val="32"/>
           <w:u w:color="ff0000"/>
           <w:rtl w:val="1"/>
           <w:lang w:val="ar-SA" w:bidi="ar-SA"/>
@@ -1001,7 +929,45 @@
             </w14:solidFill>
           </w14:textFill>
         </w:rPr>
-        <w:t>{{POSITION}}</w:t>
+        <w:t>{{</w:t>
+      </w:r>
+      <w:r>
+        <w:rPr>
+          <w:rFonts w:ascii="Times New Roman" w:hAnsi="Times New Roman"/>
+          <w:b w:val="1"/>
+          <w:bCs w:val="1"/>
+          <w:outline w:val="0"/>
+          <w:color w:val="ff0000"/>
+          <w:sz w:val="32"/>
+          <w:szCs w:val="32"/>
+          <w:u w:color="ff0000"/>
+          <w:rtl w:val="1"/>
+          <w:lang w:val="ar-SA" w:bidi="ar-SA"/>
+          <w14:textFill>
+            <w14:solidFill>
+              <w14:srgbClr w14:val="FF0000"/>
+            </w14:solidFill>
+          </w14:textFill>
+        </w:rPr>
+        <w:t>POSITION</w:t>
+      </w:r>
+      <w:r>
+        <w:rPr>
+          <w:rFonts w:ascii="Arial Unicode MS" w:hAnsi="Arial Unicode MS"/>
+          <w:outline w:val="0"/>
+          <w:color w:val="ff0000"/>
+          <w:sz w:val="32"/>
+          <w:szCs w:val="32"/>
+          <w:u w:color="ff0000"/>
+          <w:rtl w:val="1"/>
+          <w:lang w:val="ar-SA" w:bidi="ar-SA"/>
+          <w14:textFill>
+            <w14:solidFill>
+              <w14:srgbClr w14:val="FF0000"/>
+            </w14:solidFill>
+          </w14:textFill>
+        </w:rPr>
+        <w:t>}}</w:t>
       </w:r>
     </w:p>
     <w:p>
@@ -1073,9 +1039,7 @@
       </w:pPr>
       <w:r>
         <w:rPr>
-          <w:rFonts w:ascii="Times New Roman" w:hAnsi="Times New Roman"/>
-          <w:b w:val="1"/>
-          <w:bCs w:val="1"/>
+          <w:rFonts w:ascii="Arial Unicode MS" w:hAnsi="Arial Unicode MS"/>
           <w:outline w:val="0"/>
           <w:color w:val="002060"/>
           <w:sz w:val="28"/>
@@ -1121,20 +1085,6 @@
         <w:jc w:val="center"/>
         <w:rPr>
           <w:rFonts w:ascii="Times New Roman" w:cs="Times New Roman" w:hAnsi="Times New Roman" w:eastAsia="Times New Roman"/>
-          <w:outline w:val="0"/>
-          <w:color w:val="ff0000"/>
-          <w:u w:color="ff0000"/>
-          <w:rtl w:val="1"/>
-          <w14:textFill>
-            <w14:solidFill>
-              <w14:srgbClr w14:val="FF0000"/>
-            </w14:solidFill>
-          </w14:textFill>
-        </w:rPr>
-      </w:pPr>
-      <w:r>
-        <w:rPr>
-          <w:rFonts w:ascii="Arial Unicode MS" w:cs="Times New Roman" w:hAnsi="Arial Unicode MS" w:eastAsia="Arial Unicode MS" w:hint="cs"/>
           <w:b w:val="1"/>
           <w:bCs w:val="1"/>
           <w:outline w:val="0"/>
@@ -1150,26 +1100,32 @@
             </w14:solidFill>
           </w14:textFill>
         </w:rPr>
-        <w:t>وتفضلوا بقبول فائق الاحترام والتقدير</w:t>
-      </w:r>
-      <w:r>
-        <w:rPr>
-          <w:rFonts w:ascii="Arial Unicode MS" w:hAnsi="Arial Unicode MS"/>
+      </w:pPr>
+    </w:p>
+    <w:p>
+      <w:pPr>
+        <w:pStyle w:val="Body A"/>
+        <w:bidi w:val="1"/>
+        <w:spacing w:after="0" w:line="240" w:lineRule="auto"/>
+        <w:ind w:left="0" w:right="0" w:firstLine="0"/>
+        <w:jc w:val="center"/>
+        <w:rPr>
+          <w:rFonts w:ascii="Times New Roman" w:cs="Times New Roman" w:hAnsi="Times New Roman" w:eastAsia="Times New Roman"/>
+          <w:b w:val="1"/>
+          <w:bCs w:val="1"/>
           <w:outline w:val="0"/>
           <w:color w:val="b4871a"/>
           <w:sz w:val="28"/>
           <w:szCs w:val="28"/>
           <w:u w:color="b4871a"/>
           <w:rtl w:val="1"/>
-          <w:lang w:val="ar-SA" w:bidi="ar-SA"/>
           <w14:textFill>
             <w14:solidFill>
               <w14:srgbClr w14:val="B4871A"/>
             </w14:solidFill>
           </w14:textFill>
         </w:rPr>
-        <w:t>.</w:t>
-      </w:r>
+      </w:pPr>
       <w:r>
         <w:rPr>
           <w:rFonts w:ascii="Arial Unicode MS" w:cs="Times New Roman" w:hAnsi="Arial Unicode MS" w:eastAsia="Arial Unicode MS" w:hint="cs"/>
@@ -1188,8 +1144,67 @@
             </w14:solidFill>
           </w14:textFill>
         </w:rPr>
+        <w:t>وتفضلوا بقبول فائق الاحترام والتقدير</w:t>
+      </w:r>
+      <w:r>
+        <w:rPr>
+          <w:rFonts w:ascii="Arial Unicode MS" w:hAnsi="Arial Unicode MS"/>
+          <w:outline w:val="0"/>
+          <w:color w:val="b4871a"/>
+          <w:sz w:val="28"/>
+          <w:szCs w:val="28"/>
+          <w:u w:color="b4871a"/>
+          <w:rtl w:val="1"/>
+          <w:lang w:val="ar-SA" w:bidi="ar-SA"/>
+          <w14:textFill>
+            <w14:solidFill>
+              <w14:srgbClr w14:val="B4871A"/>
+            </w14:solidFill>
+          </w14:textFill>
+        </w:rPr>
+        <w:t>.</w:t>
+      </w:r>
+      <w:r>
+        <w:rPr>
+          <w:rFonts w:ascii="Arial Unicode MS" w:cs="Times New Roman" w:hAnsi="Arial Unicode MS" w:eastAsia="Arial Unicode MS" w:hint="cs"/>
+          <w:b w:val="1"/>
+          <w:bCs w:val="1"/>
+          <w:outline w:val="0"/>
+          <w:color w:val="b4871a"/>
+          <w:sz w:val="28"/>
+          <w:szCs w:val="28"/>
+          <w:u w:color="b4871a"/>
+          <w:rtl w:val="1"/>
+          <w:lang w:val="ar-SA" w:bidi="ar-SA"/>
+          <w14:textFill>
+            <w14:solidFill>
+              <w14:srgbClr w14:val="B4871A"/>
+            </w14:solidFill>
+          </w14:textFill>
+        </w:rPr>
         <w:t>،</w:t>
       </w:r>
+    </w:p>
+    <w:p>
+      <w:pPr>
+        <w:pStyle w:val="Body A"/>
+        <w:bidi w:val="1"/>
+        <w:spacing w:after="0" w:line="240" w:lineRule="auto"/>
+        <w:ind w:left="0" w:right="0" w:firstLine="0"/>
+        <w:jc w:val="center"/>
+        <w:rPr>
+          <w:rFonts w:ascii="Times New Roman" w:cs="Times New Roman" w:hAnsi="Times New Roman" w:eastAsia="Times New Roman"/>
+          <w:outline w:val="0"/>
+          <w:color w:val="ff0000"/>
+          <w:u w:color="ff0000"/>
+          <w:rtl w:val="1"/>
+          <w14:textFill>
+            <w14:solidFill>
+              <w14:srgbClr w14:val="FF0000"/>
+            </w14:solidFill>
+          </w14:textFill>
+        </w:rPr>
+      </w:pPr>
     </w:p>
     <w:p>
       <w:pPr>
@@ -1589,7 +1604,7 @@
     </w:p>
     <w:p>
       <w:pPr>
-        <w:pStyle w:val="Body B A A"/>
+        <w:pStyle w:val="Body B A A A A A A A"/>
         <w:bidi w:val="1"/>
         <w:ind w:left="0" w:right="0" w:firstLine="0"/>
         <w:jc w:val="right"/>
@@ -1997,56 +2012,9 @@
       </w14:textFill>
     </w:rPr>
   </w:style>
-  <w:style w:type="paragraph" w:styleId="Body B">
-    <w:name w:val="Body B"/>
-    <w:next w:val="Body B"/>
-    <w:pPr>
-      <w:keepNext w:val="0"/>
-      <w:keepLines w:val="0"/>
-      <w:pageBreakBefore w:val="0"/>
-      <w:widowControl w:val="1"/>
-      <w:shd w:val="clear" w:color="auto" w:fill="auto"/>
-      <w:suppressAutoHyphens w:val="0"/>
-      <w:bidi w:val="0"/>
-      <w:spacing w:before="0" w:after="0" w:line="240" w:lineRule="auto"/>
-      <w:ind w:left="0" w:right="0" w:firstLine="0"/>
-      <w:jc w:val="left"/>
-      <w:outlineLvl w:val="9"/>
-    </w:pPr>
-    <w:rPr>
-      <w:rFonts w:ascii="Times New Roman" w:cs="Arial Unicode MS" w:hAnsi="Times New Roman" w:eastAsia="Arial Unicode MS"/>
-      <w:b w:val="0"/>
-      <w:bCs w:val="0"/>
-      <w:i w:val="0"/>
-      <w:iCs w:val="0"/>
-      <w:caps w:val="0"/>
-      <w:smallCaps w:val="0"/>
-      <w:strike w:val="0"/>
-      <w:dstrike w:val="0"/>
-      <w:outline w:val="0"/>
-      <w:color w:val="000000"/>
-      <w:spacing w:val="0"/>
-      <w:kern w:val="0"/>
-      <w:position w:val="0"/>
-      <w:sz w:val="24"/>
-      <w:szCs w:val="24"/>
-      <w:u w:val="none" w:color="000000"/>
-      <w:shd w:val="nil" w:color="auto" w:fill="auto"/>
-      <w:vertAlign w:val="baseline"/>
-      <w14:textOutline w14:w="12700" w14:cap="flat">
-        <w14:noFill/>
-        <w14:miter w14:lim="400000"/>
-      </w14:textOutline>
-      <w14:textFill>
-        <w14:solidFill>
-          <w14:srgbClr w14:val="000000"/>
-        </w14:solidFill>
-      </w14:textFill>
-    </w:rPr>
-  </w:style>
-  <w:style w:type="paragraph" w:styleId="Body B A">
-    <w:name w:val="Body B A"/>
-    <w:next w:val="Body B A"/>
+  <w:style w:type="paragraph" w:styleId="Body B A A A A A A">
+    <w:name w:val="Body B A A A A A A"/>
+    <w:next w:val="Body B A A A A A A"/>
     <w:pPr>
       <w:keepNext w:val="0"/>
       <w:keepLines w:val="0"/>
@@ -2139,9 +2107,9 @@
       </w14:textFill>
     </w:rPr>
   </w:style>
-  <w:style w:type="paragraph" w:styleId="Body B A A">
-    <w:name w:val="Body B A A"/>
-    <w:next w:val="Body B A A"/>
+  <w:style w:type="paragraph" w:styleId="Body B A A A A A A A">
+    <w:name w:val="Body B A A A A A A A"/>
+    <w:next w:val="Body B A A A A A A A"/>
     <w:pPr>
       <w:keepNext w:val="0"/>
       <w:keepLines w:val="0"/>

--- a/flask/template_essic.docx
+++ b/flask/template_essic.docx
@@ -1,12 +1,12 @@
 
 <file path=word/document.xml><?xml version="1.0" encoding="utf-8"?>
-<w:document xmlns:r="http://schemas.openxmlformats.org/officeDocument/2006/relationships" xmlns:wp="http://schemas.openxmlformats.org/drawingml/2006/wordprocessingDrawing" xmlns:w="http://schemas.openxmlformats.org/wordprocessingml/2006/main" xmlns:w10="urn:schemas-microsoft-com:office:word" xmlns:w14="http://schemas.microsoft.com/office/word/2010/wordml" xmlns:wps="http://schemas.microsoft.com/office/word/2010/wordprocessingShape" xmlns:wpg="http://schemas.microsoft.com/office/word/2010/wordprocessingGroup" xmlns:mc="http://schemas.openxmlformats.org/markup-compatibility/2006" xmlns:v="urn:schemas-microsoft-com:vml" xmlns:o="urn:schemas-microsoft-com:office:office" xmlns:m="http://schemas.openxmlformats.org/officeDocument/2006/math" mc:Ignorable="w14">
+<w:document xmlns:wp14="http://schemas.microsoft.com/office/word/2010/wordprocessingDrawing" xmlns:r="http://schemas.openxmlformats.org/officeDocument/2006/relationships" xmlns:wp="http://schemas.openxmlformats.org/drawingml/2006/wordprocessingDrawing" xmlns:w="http://schemas.openxmlformats.org/wordprocessingml/2006/main" xmlns:w10="urn:schemas-microsoft-com:office:word" xmlns:w14="http://schemas.microsoft.com/office/word/2010/wordml" xmlns:wps="http://schemas.microsoft.com/office/word/2010/wordprocessingShape" xmlns:wpg="http://schemas.microsoft.com/office/word/2010/wordprocessingGroup" xmlns:mc="http://schemas.openxmlformats.org/markup-compatibility/2006" xmlns:v="urn:schemas-microsoft-com:vml" xmlns:o="urn:schemas-microsoft-com:office:office" xmlns:m="http://schemas.openxmlformats.org/officeDocument/2006/math" xmlns:a="http://schemas.openxmlformats.org/drawingml/2006/main" xmlns:pic="http://schemas.openxmlformats.org/drawingml/2006/picture" mc:Ignorable="w14 wp14">
   <w:body>
     <w:tbl>
       <w:tblPr>
         <w:tblW w:w="9072" w:type="dxa"/>
         <w:jc w:val="center"/>
-        <w:tblInd w:w="1296" w:type="dxa"/>
+        <w:tblInd w:w="216" w:type="dxa"/>
         <w:tblBorders>
           <w:top w:val="single" w:color="ffffff" w:sz="8" w:space="0" w:shadow="0" w:frame="0"/>
           <w:left w:val="single" w:color="ffffff" w:sz="8" w:space="0" w:shadow="0" w:frame="0"/>
@@ -22,7 +22,7 @@
         <w:gridCol w:w="2361"/>
         <w:gridCol w:w="6711"/>
       </w:tblGrid>
-      <w:tr>
+      <w:tr xmlns:wp14="http://schemas.microsoft.com/office/word/2010/wordml" wp14:textId="77777777">
         <w:tblPrEx>
           <w:shd w:val="clear" w:color="auto" w:fill="d0ddef"/>
         </w:tblPrEx>
@@ -31,7 +31,7 @@
         </w:trPr>
         <w:tc>
           <w:tcPr>
-            <w:tcW w:type="dxa" w:w="2361"/>
+            <w:tcW w:w="2361" w:type="dxa"/>
             <w:tcBorders>
               <w:top w:val="nil"/>
               <w:left w:val="nil"/>
@@ -40,20 +40,21 @@
             </w:tcBorders>
             <w:shd w:val="clear" w:color="auto" w:fill="auto"/>
             <w:tcMar>
-              <w:top w:type="dxa" w:w="80"/>
-              <w:left w:type="dxa" w:w="80"/>
-              <w:bottom w:type="dxa" w:w="80"/>
-              <w:right w:type="dxa" w:w="80"/>
+              <w:top w:w="80" w:type="dxa"/>
+              <w:left w:w="80" w:type="dxa"/>
+              <w:bottom w:w="80" w:type="dxa"/>
+              <w:right w:w="80" w:type="dxa"/>
             </w:tcMar>
             <w:vAlign w:val="top"/>
           </w:tcPr>
-          <w:p>
+          <w:p wp14:textId="77777777">
             <w:pPr>
               <w:pStyle w:val="Body A"/>
               <w:tabs>
                 <w:tab w:val="left" w:pos="3726"/>
               </w:tabs>
               <w:bidi w:val="1"/>
+              <w:spacing w:after="0" w:line="240" w:lineRule="auto"/>
               <w:ind w:left="0" w:right="0" w:firstLine="0"/>
               <w:jc w:val="left"/>
               <w:rPr>
@@ -66,11 +67,11 @@
                 <w:sz w:val="24"/>
                 <w:szCs w:val="24"/>
                 <w:shd w:val="nil" w:color="auto" w:fill="auto"/>
-                <w:rtl w:val="1"/>
-                <w:lang w:val="ar-SA" w:bidi="ar-SA"/>
+                <w:rtl w:val="0"/>
+                <w:lang w:val="en-US"/>
               </w:rPr>
               <w:drawing xmlns:a="http://schemas.openxmlformats.org/drawingml/2006/main">
-                <wp:inline distT="0" distB="0" distL="0" distR="0">
+                <wp:inline xmlns:wp14="http://schemas.microsoft.com/office/word/2010/wordprocessingDrawing" distT="0" distB="0" distL="0" distR="0" wp14:anchorId="64F06F59" wp14:editId="7777777">
                   <wp:extent cx="1277720" cy="459902"/>
                   <wp:effectExtent l="0" t="0" r="0" b="0"/>
                   <wp:docPr id="1073741826" name="officeArt object" descr="Picture 21"/>
@@ -116,7 +117,7 @@
         </w:tc>
         <w:tc>
           <w:tcPr>
-            <w:tcW w:type="dxa" w:w="6711"/>
+            <w:tcW w:w="6711" w:type="dxa"/>
             <w:tcBorders>
               <w:top w:val="nil"/>
               <w:left w:val="nil"/>
@@ -125,14 +126,14 @@
             </w:tcBorders>
             <w:shd w:val="clear" w:color="auto" w:fill="auto"/>
             <w:tcMar>
-              <w:top w:type="dxa" w:w="80"/>
-              <w:left w:type="dxa" w:w="80"/>
-              <w:bottom w:type="dxa" w:w="80"/>
-              <w:right w:type="dxa" w:w="80"/>
+              <w:top w:w="80" w:type="dxa"/>
+              <w:left w:w="80" w:type="dxa"/>
+              <w:bottom w:w="80" w:type="dxa"/>
+              <w:right w:w="80" w:type="dxa"/>
             </w:tcMar>
             <w:vAlign w:val="top"/>
           </w:tcPr>
-          <w:p>
+          <w:p wp14:textId="77777777">
             <w:pPr>
               <w:pStyle w:val="Body A"/>
               <w:bidi w:val="1"/>
@@ -153,7 +154,7 @@
                 <w:lang w:val="ar-SA" w:bidi="ar-SA"/>
               </w:rPr>
               <w:drawing xmlns:a="http://schemas.openxmlformats.org/drawingml/2006/main">
-                <wp:inline distT="0" distB="0" distL="0" distR="0">
+                <wp:inline xmlns:wp14="http://schemas.microsoft.com/office/word/2010/wordprocessingDrawing" distT="0" distB="0" distL="0" distR="0" wp14:anchorId="07532BFC" wp14:editId="7777777">
                   <wp:extent cx="1849466" cy="537210"/>
                   <wp:effectExtent l="0" t="0" r="0" b="0"/>
                   <wp:docPr id="1073741827" name="officeArt object" descr="Picture 29"/>
@@ -199,93 +200,49 @@
         </w:tc>
       </w:tr>
     </w:tbl>
-    <w:p>
-      <w:pPr>
-        <w:pStyle w:val="Body"/>
-        <w:widowControl w:val="0"/>
-        <w:ind w:left="1188" w:hanging="1188"/>
-        <w:jc w:val="center"/>
-      </w:pPr>
-    </w:p>
-    <w:p>
-      <w:pPr>
-        <w:pStyle w:val="Body B A A A A A A"/>
-        <w:widowControl w:val="0"/>
-        <w:ind w:left="1080" w:hanging="1080"/>
-        <w:jc w:val="center"/>
-      </w:pPr>
-    </w:p>
-    <w:p>
-      <w:pPr>
-        <w:pStyle w:val="Body A"/>
-        <w:spacing w:after="0" w:line="240" w:lineRule="auto"/>
-      </w:pPr>
-      <w:r>
-        <w:rPr>
-          <w:rFonts w:ascii="Arial Rounded MT Bold" w:hAnsi="Arial Rounded MT Bold"/>
-          <w:outline w:val="0"/>
-          <w:color w:val="002060"/>
-          <w:u w:color="002060"/>
-          <w:rtl w:val="0"/>
-          <w:lang w:val="en-US"/>
-          <w14:textFill>
-            <w14:solidFill>
-              <w14:srgbClr w14:val="002060"/>
-            </w14:solidFill>
-          </w14:textFill>
-        </w:rPr>
-        <w:t xml:space="preserve">Ref No: </w:t>
-      </w:r>
-      <w:r>
-        <w:rPr>
-          <w:rFonts w:ascii="Arial Rounded MT Bold" w:hAnsi="Arial Rounded MT Bold"/>
-          <w:outline w:val="0"/>
-          <w:color w:val="081f5c"/>
-          <w:u w:color="081f5c"/>
-          <w:rtl w:val="0"/>
-          <w:lang w:val="en-US"/>
-          <w14:textFill>
-            <w14:solidFill>
-              <w14:srgbClr w14:val="081F5C"/>
-            </w14:solidFill>
-          </w14:textFill>
-        </w:rPr>
-        <w:t>{{CODE_NUMBER}}</w:t>
-      </w:r>
-      <w:bookmarkStart w:name="OLE_LINK102" w:id="0"/>
-      <w:r>
-        <w:rPr>
-          <w:b w:val="1"/>
-          <w:bCs w:val="1"/>
-          <w:outline w:val="0"/>
-          <w:color w:val="081f5c"/>
-          <w:sz w:val="24"/>
-          <w:szCs w:val="24"/>
-          <w:u w:color="081f5c"/>
-          <w:rtl w:val="0"/>
-          <w:lang w:val="en-US"/>
-          <w14:textFill>
-            <w14:solidFill>
-              <w14:srgbClr w14:val="081F5C"/>
-            </w14:solidFill>
-          </w14:textFill>
-        </w:rPr>
-        <w:t xml:space="preserve"> </w:t>
-      </w:r>
-      <w:bookmarkEnd w:id="0"/>
-    </w:p>
-    <w:p>
+    <w:p xmlns:wp14="http://schemas.microsoft.com/office/word/2010/wordml" wp14:textId="169C7522">
       <w:pPr>
         <w:pStyle w:val="Body A"/>
         <w:widowControl w:val="0"/>
-        <w:spacing w:after="0" w:line="240" w:lineRule="auto"/>
+        <w:spacing w:after="0" w:line="480" w:lineRule="auto"/>
+        <w:ind w:left="108" w:hanging="108"/>
+        <w:jc w:val="left"/>
       </w:pPr>
+      <w:r>
+        <w:rPr>
+          <w:rFonts w:ascii="Arial Rounded MT Bold" w:hAnsi="Arial Rounded MT Bold"/>
+          <w:color w:val="002060"/>
+          <w:lang w:val="en-US"/>
+        </w:rPr>
+        <w:t xml:space="preserve">Ref No: </w:t>
+      </w:r>
+      <w:r>
+        <w:rPr>
+          <w:rFonts w:ascii="Arial Rounded MT Bold" w:hAnsi="Arial Rounded MT Bold"/>
+          <w:color w:val="081F5C"/>
+          <w:lang w:val="en-US"/>
+        </w:rPr>
+        <w:t>{{CODE_NUMBER}}</w:t>
+      </w:r>
+      <w:bookmarkStart w:name="OLE_LINK102" w:id="2"/>
+      <w:r>
+        <w:rPr>
+          <w:b w:val="1"/>
+          <w:bCs w:val="1"/>
+          <w:color w:val="081F5C"/>
+          <w:sz w:val="24"/>
+          <w:szCs w:val="24"/>
+          <w:lang w:val="en-US"/>
+        </w:rPr>
+        <w:t xml:space="preserve"> </w:t>
+      </w:r>
+      <w:bookmarkEnd w:id="2"/>
     </w:p>
     <w:tbl>
       <w:tblPr>
         <w:tblW w:w="9735" w:type="dxa"/>
         <w:jc w:val="left"/>
-        <w:tblInd w:w="108" w:type="dxa"/>
+        <w:tblInd w:w="324" w:type="dxa"/>
         <w:tblBorders>
           <w:top w:val="single" w:color="ffffff" w:sz="8" w:space="0" w:shadow="0" w:frame="0"/>
           <w:left w:val="single" w:color="ffffff" w:sz="8" w:space="0" w:shadow="0" w:frame="0"/>
@@ -301,34 +258,35 @@
         <w:gridCol w:w="8235"/>
         <w:gridCol w:w="1500"/>
       </w:tblGrid>
-      <w:tr>
+      <w:tr xmlns:wp14="http://schemas.microsoft.com/office/word/2010/wordml" wp14:textId="77777777">
         <w:tblPrEx>
           <w:shd w:val="clear" w:color="auto" w:fill="d0ddef"/>
         </w:tblPrEx>
         <w:trPr>
-          <w:trHeight w:val="393" w:hRule="atLeast"/>
+          <w:trHeight w:val="483" w:hRule="atLeast"/>
         </w:trPr>
         <w:tc>
           <w:tcPr>
-            <w:tcW w:type="dxa" w:w="8235"/>
+            <w:tcW w:w="8235" w:type="dxa"/>
             <w:tcBorders>
-              <w:top w:val="single" w:color="8f831a" w:sz="18" w:space="0" w:shadow="0" w:frame="0"/>
+              <w:top w:val="single" w:color="8F831A" w:sz="18" w:space="0" w:shadow="0" w:frame="0"/>
               <w:left w:val="nil"/>
               <w:bottom w:val="nil"/>
               <w:right w:val="nil"/>
             </w:tcBorders>
             <w:shd w:val="clear" w:color="auto" w:fill="auto"/>
             <w:tcMar>
-              <w:top w:type="dxa" w:w="80"/>
-              <w:left w:type="dxa" w:w="80"/>
-              <w:bottom w:type="dxa" w:w="80"/>
-              <w:right w:type="dxa" w:w="80"/>
+              <w:top w:w="80" w:type="dxa"/>
+              <w:left w:w="80" w:type="dxa"/>
+              <w:bottom w:w="80" w:type="dxa"/>
+              <w:right w:w="80" w:type="dxa"/>
             </w:tcMar>
-            <w:vAlign w:val="center"/>
+            <w:vAlign w:val="top"/>
           </w:tcPr>
-          <w:p>
+          <w:p wp14:textId="77777777">
             <w:pPr>
               <w:pStyle w:val="Body A"/>
+              <w:spacing w:after="0" w:line="240" w:lineRule="auto"/>
               <w:jc w:val="right"/>
             </w:pPr>
             <w:r>
@@ -377,26 +335,27 @@
         </w:tc>
         <w:tc>
           <w:tcPr>
-            <w:tcW w:type="dxa" w:w="1500"/>
+            <w:tcW w:w="1500" w:type="dxa"/>
             <w:tcBorders>
-              <w:top w:val="single" w:color="8f831a" w:sz="18" w:space="0" w:shadow="0" w:frame="0"/>
+              <w:top w:val="single" w:color="8F831A" w:sz="18" w:space="0" w:shadow="0" w:frame="0"/>
               <w:left w:val="nil"/>
               <w:bottom w:val="nil"/>
               <w:right w:val="nil"/>
             </w:tcBorders>
             <w:shd w:val="clear" w:color="auto" w:fill="auto"/>
             <w:tcMar>
-              <w:top w:type="dxa" w:w="80"/>
-              <w:left w:type="dxa" w:w="80"/>
-              <w:bottom w:type="dxa" w:w="80"/>
-              <w:right w:type="dxa" w:w="80"/>
+              <w:top w:w="80" w:type="dxa"/>
+              <w:left w:w="80" w:type="dxa"/>
+              <w:bottom w:w="80" w:type="dxa"/>
+              <w:right w:w="80" w:type="dxa"/>
             </w:tcMar>
-            <w:vAlign w:val="center"/>
+            <w:vAlign w:val="top"/>
           </w:tcPr>
-          <w:p>
+          <w:p wp14:textId="277A6C28">
             <w:pPr>
               <w:pStyle w:val="Body A"/>
               <w:bidi w:val="1"/>
+              <w:spacing w:after="0" w:line="240" w:lineRule="auto"/>
               <w:ind w:left="0" w:right="0" w:firstLine="0"/>
               <w:jc w:val="both"/>
               <w:rPr>
@@ -405,14 +364,11 @@
             </w:pPr>
             <w:r>
               <w:rPr>
-                <w:rFonts w:ascii="Arial Unicode MS" w:cs="Arial Unicode MS" w:hAnsi="Arial Unicode MS" w:eastAsia="Arial Unicode MS" w:hint="cs"/>
-                <w:b w:val="0"/>
-                <w:bCs w:val="0"/>
+                <w:rFonts w:ascii="Arial Unicode MS" w:hAnsi="Arial Unicode MS" w:eastAsia="Arial Unicode MS" w:cs="Arial"/>
                 <w:outline w:val="0"/>
                 <w:color w:val="002060"/>
                 <w:sz w:val="26"/>
                 <w:szCs w:val="26"/>
-                <w:u w:color="002060"/>
                 <w:shd w:val="nil" w:color="auto" w:fill="auto"/>
                 <w:rtl w:val="1"/>
                 <w:lang w:val="ar-SA" w:bidi="ar-SA"/>
@@ -427,27 +383,18 @@
             <w:r>
               <w:rPr>
                 <w:rFonts w:ascii="Arial Unicode MS" w:hAnsi="Arial Unicode MS"/>
-                <w:b w:val="0"/>
-                <w:bCs w:val="0"/>
-                <w:outline w:val="0"/>
                 <w:color w:val="002060"/>
                 <w:sz w:val="26"/>
                 <w:szCs w:val="26"/>
-                <w:u w:color="002060"/>
-                <w:shd w:val="nil" w:color="auto" w:fill="auto"/>
                 <w:rtl w:val="1"/>
-                <w14:textFill>
-                  <w14:solidFill>
-                    <w14:srgbClr w14:val="002060"/>
-                  </w14:solidFill>
-                </w14:textFill>
+                <w:lang w:val="ar-SA" w:bidi="ar-SA"/>
               </w:rPr>
               <w:t xml:space="preserve">: </w:t>
             </w:r>
           </w:p>
         </w:tc>
       </w:tr>
-      <w:tr>
+      <w:tr xmlns:wp14="http://schemas.microsoft.com/office/word/2010/wordml" wp14:textId="77777777">
         <w:tblPrEx>
           <w:shd w:val="clear" w:color="auto" w:fill="d0ddef"/>
         </w:tblPrEx>
@@ -456,7 +403,7 @@
         </w:trPr>
         <w:tc>
           <w:tcPr>
-            <w:tcW w:type="dxa" w:w="8235"/>
+            <w:tcW w:w="8235" w:type="dxa"/>
             <w:tcBorders>
               <w:top w:val="nil"/>
               <w:left w:val="nil"/>
@@ -465,14 +412,14 @@
             </w:tcBorders>
             <w:shd w:val="clear" w:color="auto" w:fill="auto"/>
             <w:tcMar>
-              <w:top w:type="dxa" w:w="80"/>
-              <w:left w:type="dxa" w:w="80"/>
-              <w:bottom w:type="dxa" w:w="80"/>
-              <w:right w:type="dxa" w:w="80"/>
+              <w:top w:w="80" w:type="dxa"/>
+              <w:left w:w="80" w:type="dxa"/>
+              <w:bottom w:w="80" w:type="dxa"/>
+              <w:right w:w="80" w:type="dxa"/>
             </w:tcMar>
             <w:vAlign w:val="top"/>
           </w:tcPr>
-          <w:p>
+          <w:p wp14:textId="77777777">
             <w:pPr>
               <w:pStyle w:val="Body A"/>
               <w:spacing w:after="0" w:line="240" w:lineRule="auto"/>
@@ -524,7 +471,7 @@
         </w:tc>
         <w:tc>
           <w:tcPr>
-            <w:tcW w:type="dxa" w:w="1500"/>
+            <w:tcW w:w="1500" w:type="dxa"/>
             <w:tcBorders>
               <w:top w:val="nil"/>
               <w:left w:val="nil"/>
@@ -533,18 +480,18 @@
             </w:tcBorders>
             <w:shd w:val="clear" w:color="auto" w:fill="auto"/>
             <w:tcMar>
-              <w:top w:type="dxa" w:w="80"/>
-              <w:left w:type="dxa" w:w="80"/>
-              <w:bottom w:type="dxa" w:w="80"/>
-              <w:right w:type="dxa" w:w="80"/>
+              <w:top w:w="80" w:type="dxa"/>
+              <w:left w:w="80" w:type="dxa"/>
+              <w:bottom w:w="80" w:type="dxa"/>
+              <w:right w:w="80" w:type="dxa"/>
             </w:tcMar>
             <w:vAlign w:val="top"/>
           </w:tcPr>
-          <w:p>
+          <w:p wp14:textId="53344DC4">
             <w:pPr>
               <w:pStyle w:val="Body A"/>
               <w:bidi w:val="1"/>
-              <w:spacing w:line="240" w:lineRule="auto"/>
+              <w:spacing w:after="0" w:line="240" w:lineRule="auto"/>
               <w:ind w:left="0" w:right="0" w:firstLine="0"/>
               <w:jc w:val="both"/>
               <w:rPr>
@@ -553,14 +500,11 @@
             </w:pPr>
             <w:r>
               <w:rPr>
-                <w:rFonts w:ascii="Arial Unicode MS" w:cs="Arial Unicode MS" w:hAnsi="Arial Unicode MS" w:eastAsia="Arial Unicode MS" w:hint="cs"/>
-                <w:b w:val="0"/>
-                <w:bCs w:val="0"/>
+                <w:rFonts w:ascii="Arial Unicode MS" w:hAnsi="Arial Unicode MS" w:eastAsia="Arial Unicode MS" w:cs="Arial"/>
                 <w:outline w:val="0"/>
                 <w:color w:val="002060"/>
                 <w:sz w:val="26"/>
                 <w:szCs w:val="26"/>
-                <w:u w:color="002060"/>
                 <w:shd w:val="nil" w:color="auto" w:fill="auto"/>
                 <w:rtl w:val="1"/>
                 <w:lang w:val="ar-SA" w:bidi="ar-SA"/>
@@ -575,27 +519,18 @@
             <w:r>
               <w:rPr>
                 <w:rFonts w:ascii="Arial Unicode MS" w:hAnsi="Arial Unicode MS"/>
-                <w:b w:val="0"/>
-                <w:bCs w:val="0"/>
-                <w:outline w:val="0"/>
                 <w:color w:val="002060"/>
                 <w:sz w:val="26"/>
                 <w:szCs w:val="26"/>
-                <w:u w:color="002060"/>
-                <w:shd w:val="nil" w:color="auto" w:fill="auto"/>
                 <w:rtl w:val="1"/>
-                <w14:textFill>
-                  <w14:solidFill>
-                    <w14:srgbClr w14:val="002060"/>
-                  </w14:solidFill>
-                </w14:textFill>
+                <w:lang w:val="ar-SA" w:bidi="ar-SA"/>
               </w:rPr>
               <w:t>:</w:t>
             </w:r>
           </w:p>
         </w:tc>
       </w:tr>
-      <w:tr>
+      <w:tr xmlns:wp14="http://schemas.microsoft.com/office/word/2010/wordml" wp14:textId="77777777">
         <w:tblPrEx>
           <w:shd w:val="clear" w:color="auto" w:fill="d0ddef"/>
         </w:tblPrEx>
@@ -604,23 +539,23 @@
         </w:trPr>
         <w:tc>
           <w:tcPr>
-            <w:tcW w:type="dxa" w:w="8235"/>
+            <w:tcW w:w="8235" w:type="dxa"/>
             <w:tcBorders>
               <w:top w:val="nil"/>
               <w:left w:val="nil"/>
-              <w:bottom w:val="single" w:color="8f831a" w:sz="18" w:space="0" w:shadow="0" w:frame="0"/>
+              <w:bottom w:val="single" w:color="8F831A" w:sz="18" w:space="0" w:shadow="0" w:frame="0"/>
               <w:right w:val="nil"/>
             </w:tcBorders>
             <w:shd w:val="clear" w:color="auto" w:fill="auto"/>
             <w:tcMar>
-              <w:top w:type="dxa" w:w="80"/>
-              <w:left w:type="dxa" w:w="80"/>
-              <w:bottom w:type="dxa" w:w="80"/>
-              <w:right w:type="dxa" w:w="80"/>
+              <w:top w:w="80" w:type="dxa"/>
+              <w:left w:w="80" w:type="dxa"/>
+              <w:bottom w:w="80" w:type="dxa"/>
+              <w:right w:w="80" w:type="dxa"/>
             </w:tcMar>
             <w:vAlign w:val="top"/>
           </w:tcPr>
-          <w:p>
+          <w:p wp14:textId="77777777">
             <w:pPr>
               <w:pStyle w:val="Body A"/>
               <w:spacing w:after="0" w:line="240" w:lineRule="auto"/>
@@ -635,7 +570,8 @@
                 <w:color w:val="a78a43"/>
                 <w:sz w:val="26"/>
                 <w:szCs w:val="26"/>
-                <w:u w:color="ad8934"/>
+                <w:u w:color="a78a43"/>
+                <w:shd w:val="nil" w:color="auto" w:fill="auto"/>
                 <w:rtl w:val="0"/>
                 <w:lang w:val="de-DE"/>
                 <w14:textFill>
@@ -655,7 +591,8 @@
                 <w:color w:val="a78a43"/>
                 <w:sz w:val="26"/>
                 <w:szCs w:val="26"/>
-                <w:u w:color="ff0000"/>
+                <w:u w:color="a78a43"/>
+                <w:shd w:val="nil" w:color="auto" w:fill="auto"/>
                 <w:rtl w:val="0"/>
                 <w:lang w:val="en-US"/>
                 <w14:textFill>
@@ -670,27 +607,27 @@
         </w:tc>
         <w:tc>
           <w:tcPr>
-            <w:tcW w:type="dxa" w:w="1500"/>
+            <w:tcW w:w="1500" w:type="dxa"/>
             <w:tcBorders>
               <w:top w:val="nil"/>
               <w:left w:val="nil"/>
-              <w:bottom w:val="single" w:color="8f831a" w:sz="18" w:space="0" w:shadow="0" w:frame="0"/>
+              <w:bottom w:val="single" w:color="8F831A" w:sz="18" w:space="0" w:shadow="0" w:frame="0"/>
               <w:right w:val="nil"/>
             </w:tcBorders>
             <w:shd w:val="clear" w:color="auto" w:fill="auto"/>
             <w:tcMar>
-              <w:top w:type="dxa" w:w="80"/>
-              <w:left w:type="dxa" w:w="80"/>
-              <w:bottom w:type="dxa" w:w="80"/>
-              <w:right w:type="dxa" w:w="80"/>
+              <w:top w:w="80" w:type="dxa"/>
+              <w:left w:w="80" w:type="dxa"/>
+              <w:bottom w:w="80" w:type="dxa"/>
+              <w:right w:w="80" w:type="dxa"/>
             </w:tcMar>
             <w:vAlign w:val="top"/>
           </w:tcPr>
-          <w:p>
+          <w:p wp14:textId="192496C4">
             <w:pPr>
               <w:pStyle w:val="Body A"/>
               <w:bidi w:val="1"/>
-              <w:spacing w:line="240" w:lineRule="auto"/>
+              <w:spacing w:after="0" w:line="240" w:lineRule="auto"/>
               <w:ind w:left="0" w:right="0" w:firstLine="0"/>
               <w:jc w:val="both"/>
               <w:rPr>
@@ -699,14 +636,11 @@
             </w:pPr>
             <w:r>
               <w:rPr>
-                <w:rFonts w:ascii="Arial Unicode MS" w:cs="Arial Unicode MS" w:hAnsi="Arial Unicode MS" w:eastAsia="Arial Unicode MS" w:hint="cs"/>
-                <w:b w:val="0"/>
-                <w:bCs w:val="0"/>
+                <w:rFonts w:ascii="Arial Unicode MS" w:hAnsi="Arial Unicode MS" w:eastAsia="Arial Unicode MS" w:cs="Arial"/>
                 <w:outline w:val="0"/>
                 <w:color w:val="002060"/>
                 <w:sz w:val="26"/>
                 <w:szCs w:val="26"/>
-                <w:u w:color="002060"/>
                 <w:shd w:val="nil" w:color="auto" w:fill="auto"/>
                 <w:rtl w:val="1"/>
                 <w:lang w:val="ar-SA" w:bidi="ar-SA"/>
@@ -721,20 +655,11 @@
             <w:r>
               <w:rPr>
                 <w:rFonts w:ascii="Arial Unicode MS" w:hAnsi="Arial Unicode MS"/>
-                <w:b w:val="0"/>
-                <w:bCs w:val="0"/>
-                <w:outline w:val="0"/>
                 <w:color w:val="002060"/>
                 <w:sz w:val="26"/>
                 <w:szCs w:val="26"/>
-                <w:u w:color="002060"/>
-                <w:shd w:val="nil" w:color="auto" w:fill="auto"/>
                 <w:rtl w:val="1"/>
-                <w14:textFill>
-                  <w14:solidFill>
-                    <w14:srgbClr w14:val="002060"/>
-                  </w14:solidFill>
-                </w14:textFill>
+                <w:lang w:val="ar-SA" w:bidi="ar-SA"/>
               </w:rPr>
               <w:t>:</w:t>
             </w:r>
@@ -742,21 +667,15 @@
         </w:tc>
       </w:tr>
     </w:tbl>
-    <w:p>
+    <w:p xmlns:wp14="http://schemas.microsoft.com/office/word/2010/wordml" wp14:textId="77777777">
       <w:pPr>
         <w:pStyle w:val="Body A"/>
         <w:widowControl w:val="0"/>
         <w:spacing w:after="0" w:line="240" w:lineRule="auto"/>
+        <w:ind w:left="216" w:hanging="216"/>
       </w:pPr>
     </w:p>
-    <w:p>
-      <w:pPr>
-        <w:pStyle w:val="Body A"/>
-        <w:widowControl w:val="0"/>
-        <w:spacing w:after="0" w:line="240" w:lineRule="auto"/>
-      </w:pPr>
-    </w:p>
-    <w:p>
+    <w:p xmlns:wp14="http://schemas.microsoft.com/office/word/2010/wordml" wp14:textId="77777777">
       <w:pPr>
         <w:pStyle w:val="Body A"/>
         <w:bidi w:val="1"/>
@@ -764,7 +683,7 @@
         <w:ind w:left="720" w:right="0" w:firstLine="0"/>
         <w:jc w:val="center"/>
         <w:rPr>
-          <w:rFonts w:ascii="Times New Roman" w:cs="Times New Roman" w:hAnsi="Times New Roman" w:eastAsia="Times New Roman"/>
+          <w:rFonts w:ascii="Times New Roman" w:hAnsi="Times New Roman" w:eastAsia="Times New Roman" w:cs="Times New Roman"/>
           <w:b w:val="1"/>
           <w:bCs w:val="1"/>
           <w:outline w:val="0"/>
@@ -782,7 +701,7 @@
       </w:pPr>
       <w:r>
         <w:rPr>
-          <w:rFonts w:ascii="Arial Unicode MS" w:cs="Times New Roman" w:hAnsi="Arial Unicode MS" w:eastAsia="Arial Unicode MS" w:hint="cs"/>
+          <w:rFonts w:hint="cs" w:ascii="Arial Unicode MS" w:hAnsi="Arial Unicode MS" w:eastAsia="Arial Unicode MS" w:cs="Times New Roman"/>
           <w:b w:val="1"/>
           <w:bCs w:val="1"/>
           <w:outline w:val="0"/>
@@ -821,7 +740,7 @@
         <w:t>{{STACK_HOLDER}}</w:t>
       </w:r>
     </w:p>
-    <w:p>
+    <w:p xmlns:wp14="http://schemas.microsoft.com/office/word/2010/wordml" wp14:textId="77777777">
       <w:pPr>
         <w:pStyle w:val="Default"/>
         <w:tabs>
@@ -896,7 +815,7 @@
         <w:ind w:left="0" w:right="0" w:firstLine="0"/>
         <w:jc w:val="center"/>
         <w:rPr>
-          <w:rFonts w:ascii="Times New Roman" w:cs="Times New Roman" w:hAnsi="Times New Roman" w:eastAsia="Times New Roman"/>
+          <w:rFonts w:ascii="Times New Roman" w:hAnsi="Times New Roman" w:eastAsia="Times New Roman" w:cs="Times New Roman"/>
           <w:b w:val="1"/>
           <w:bCs w:val="1"/>
           <w:outline w:val="0"/>
@@ -929,7 +848,94 @@
             </w14:solidFill>
           </w14:textFill>
         </w:rPr>
-        <w:t>{{</w:t>
+        <w:t>{{POSITION}}</w:t>
+      </w:r>
+    </w:p>
+    <w:p xmlns:wp14="http://schemas.microsoft.com/office/word/2010/wordml" wp14:textId="77777777">
+      <w:pPr>
+        <w:pStyle w:val="Body A"/>
+        <w:bidi w:val="1"/>
+        <w:spacing w:before="240" w:after="0" w:line="240" w:lineRule="auto"/>
+        <w:ind w:left="0" w:right="0" w:firstLine="0"/>
+        <w:jc w:val="center"/>
+        <w:rPr>
+          <w:rFonts w:ascii="Times New Roman" w:hAnsi="Times New Roman" w:eastAsia="Times New Roman" w:cs="Times New Roman"/>
+          <w:b w:val="1"/>
+          <w:bCs w:val="1"/>
+          <w:outline w:val="0"/>
+          <w:color w:val="b4871a"/>
+          <w:sz w:val="28"/>
+          <w:szCs w:val="28"/>
+          <w:u w:color="b4871a"/>
+          <w:rtl w:val="1"/>
+          <w:lang w:val="ar-SA" w:bidi="ar-SA"/>
+          <w14:textFill>
+            <w14:solidFill>
+              <w14:srgbClr w14:val="B4871A"/>
+            </w14:solidFill>
+          </w14:textFill>
+        </w:rPr>
+      </w:pPr>
+      <w:r>
+        <w:rPr>
+          <w:rFonts w:hint="cs" w:ascii="Arial Unicode MS" w:hAnsi="Arial Unicode MS" w:eastAsia="Arial Unicode MS" w:cs="Arial"/>
+          <w:outline w:val="0"/>
+          <w:color w:val="ad8934"/>
+          <w:sz w:val="28"/>
+          <w:szCs w:val="28"/>
+          <w:u w:color="ad8934"/>
+          <w:rtl w:val="1"/>
+          <w:lang w:val="ar-SA" w:bidi="ar-SA"/>
+          <w14:textFill>
+            <w14:solidFill>
+              <w14:srgbClr w14:val="AD8934"/>
+            </w14:solidFill>
+          </w14:textFill>
+        </w:rPr>
+        <w:t>تحية طيبة وبعد،</w:t>
+      </w:r>
+    </w:p>
+    <w:p xmlns:wp14="http://schemas.microsoft.com/office/word/2010/wordml" wp14:textId="77777777">
+      <w:pPr>
+        <w:pStyle w:val="Body A"/>
+        <w:bidi w:val="1"/>
+        <w:spacing w:after="0" w:line="240" w:lineRule="auto"/>
+        <w:ind w:left="0" w:right="0" w:firstLine="0"/>
+        <w:jc w:val="left"/>
+        <w:rPr>
+          <w:rFonts w:ascii="Times New Roman" w:hAnsi="Times New Roman" w:eastAsia="Times New Roman" w:cs="Times New Roman"/>
+          <w:b w:val="1"/>
+          <w:bCs w:val="1"/>
+          <w:outline w:val="0"/>
+          <w:color w:val="002060"/>
+          <w:sz w:val="38"/>
+          <w:szCs w:val="38"/>
+          <w:u w:color="002060"/>
+          <w:rtl w:val="1"/>
+          <w14:textFill>
+            <w14:solidFill>
+              <w14:srgbClr w14:val="002060"/>
+            </w14:solidFill>
+          </w14:textFill>
+        </w:rPr>
+      </w:pPr>
+      <w:r>
+        <w:rPr>
+          <w:rFonts w:ascii="Arial Unicode MS" w:hAnsi="Arial Unicode MS"/>
+          <w:outline w:val="0"/>
+          <w:color w:val="002060"/>
+          <w:sz w:val="28"/>
+          <w:szCs w:val="28"/>
+          <w:u w:color="002060"/>
+          <w:rtl w:val="1"/>
+          <w:lang w:val="ar-SA" w:bidi="ar-SA"/>
+          <w14:textFill>
+            <w14:solidFill>
+              <w14:srgbClr w14:val="002060"/>
+            </w14:solidFill>
+          </w14:textFill>
+        </w:rPr>
+        <w:t>{</w:t>
       </w:r>
       <w:r>
         <w:rPr>
@@ -937,40 +943,22 @@
           <w:b w:val="1"/>
           <w:bCs w:val="1"/>
           <w:outline w:val="0"/>
-          <w:color w:val="ff0000"/>
-          <w:sz w:val="32"/>
-          <w:szCs w:val="32"/>
-          <w:u w:color="ff0000"/>
-          <w:rtl w:val="1"/>
-          <w:lang w:val="ar-SA" w:bidi="ar-SA"/>
-          <w14:textFill>
-            <w14:solidFill>
-              <w14:srgbClr w14:val="FF0000"/>
-            </w14:solidFill>
-          </w14:textFill>
-        </w:rPr>
-        <w:t>POSITION</w:t>
-      </w:r>
-      <w:r>
-        <w:rPr>
-          <w:rFonts w:ascii="Arial Unicode MS" w:hAnsi="Arial Unicode MS"/>
-          <w:outline w:val="0"/>
-          <w:color w:val="ff0000"/>
-          <w:sz w:val="32"/>
-          <w:szCs w:val="32"/>
-          <w:u w:color="ff0000"/>
-          <w:rtl w:val="1"/>
-          <w:lang w:val="ar-SA" w:bidi="ar-SA"/>
-          <w14:textFill>
-            <w14:solidFill>
-              <w14:srgbClr w14:val="FF0000"/>
-            </w14:solidFill>
-          </w14:textFill>
-        </w:rPr>
-        <w:t>}}</w:t>
+          <w:color w:val="002060"/>
+          <w:sz w:val="28"/>
+          <w:szCs w:val="28"/>
+          <w:u w:color="002060"/>
+          <w:rtl w:val="0"/>
+          <w:lang w:val="en-US"/>
+          <w14:textFill>
+            <w14:solidFill>
+              <w14:srgbClr w14:val="002060"/>
+            </w14:solidFill>
+          </w14:textFill>
+        </w:rPr>
+        <w:t>{BODY_TEXT}}</w:t>
       </w:r>
     </w:p>
-    <w:p>
+    <w:p xmlns:wp14="http://schemas.microsoft.com/office/word/2010/wordml" wp14:textId="77777777">
       <w:pPr>
         <w:pStyle w:val="Body A"/>
         <w:bidi w:val="1"/>
@@ -978,7 +966,7 @@
         <w:ind w:left="0" w:right="0" w:firstLine="0"/>
         <w:jc w:val="center"/>
         <w:rPr>
-          <w:rFonts w:ascii="Times New Roman" w:cs="Times New Roman" w:hAnsi="Times New Roman" w:eastAsia="Times New Roman"/>
+          <w:rFonts w:ascii="Times New Roman" w:hAnsi="Times New Roman" w:eastAsia="Times New Roman" w:cs="Times New Roman"/>
           <w:b w:val="1"/>
           <w:bCs w:val="1"/>
           <w:outline w:val="0"/>
@@ -987,6 +975,7 @@
           <w:szCs w:val="28"/>
           <w:u w:color="b4871a"/>
           <w:rtl w:val="1"/>
+          <w:lang w:val="ar-SA" w:bidi="ar-SA"/>
           <w14:textFill>
             <w14:solidFill>
               <w14:srgbClr w14:val="B4871A"/>
@@ -994,89 +983,8 @@
           </w14:textFill>
         </w:rPr>
       </w:pPr>
-      <w:r>
-        <w:rPr>
-          <w:rFonts w:ascii="Arial Unicode MS" w:cs="Arial Unicode MS" w:hAnsi="Arial Unicode MS" w:eastAsia="Arial Unicode MS" w:hint="cs"/>
-          <w:outline w:val="0"/>
-          <w:color w:val="ad8934"/>
-          <w:sz w:val="28"/>
-          <w:szCs w:val="28"/>
-          <w:u w:color="ad8934"/>
-          <w:rtl w:val="1"/>
-          <w:lang w:val="ar-SA" w:bidi="ar-SA"/>
-          <w14:textFill>
-            <w14:solidFill>
-              <w14:srgbClr w14:val="AD8934"/>
-            </w14:solidFill>
-          </w14:textFill>
-        </w:rPr>
-        <w:t>تحية طيبة وبعد،</w:t>
-      </w:r>
     </w:p>
-    <w:p>
-      <w:pPr>
-        <w:pStyle w:val="Body A"/>
-        <w:bidi w:val="1"/>
-        <w:spacing w:after="0" w:line="440" w:lineRule="exact"/>
-        <w:ind w:left="0" w:right="0" w:firstLine="0"/>
-        <w:jc w:val="left"/>
-        <w:rPr>
-          <w:rFonts w:ascii="Times New Roman" w:cs="Times New Roman" w:hAnsi="Times New Roman" w:eastAsia="Times New Roman"/>
-          <w:b w:val="1"/>
-          <w:bCs w:val="1"/>
-          <w:outline w:val="0"/>
-          <w:color w:val="002060"/>
-          <w:sz w:val="38"/>
-          <w:szCs w:val="38"/>
-          <w:u w:color="002060"/>
-          <w:rtl w:val="1"/>
-          <w14:textFill>
-            <w14:solidFill>
-              <w14:srgbClr w14:val="002060"/>
-            </w14:solidFill>
-          </w14:textFill>
-        </w:rPr>
-      </w:pPr>
-      <w:r>
-        <w:rPr>
-          <w:rFonts w:ascii="Arial Unicode MS" w:hAnsi="Arial Unicode MS"/>
-          <w:outline w:val="0"/>
-          <w:color w:val="002060"/>
-          <w:sz w:val="28"/>
-          <w:szCs w:val="28"/>
-          <w:u w:color="002060"/>
-          <w:rtl w:val="1"/>
-          <w:lang w:val="ar-SA" w:bidi="ar-SA"/>
-          <w14:textFill>
-            <w14:solidFill>
-              <w14:srgbClr w14:val="002060"/>
-            </w14:solidFill>
-          </w14:textFill>
-        </w:rPr>
-        <w:t>{</w:t>
-      </w:r>
-      <w:r>
-        <w:rPr>
-          <w:rFonts w:ascii="Times New Roman" w:hAnsi="Times New Roman"/>
-          <w:b w:val="1"/>
-          <w:bCs w:val="1"/>
-          <w:outline w:val="0"/>
-          <w:color w:val="002060"/>
-          <w:sz w:val="28"/>
-          <w:szCs w:val="28"/>
-          <w:u w:color="002060"/>
-          <w:rtl w:val="0"/>
-          <w:lang w:val="en-US"/>
-          <w14:textFill>
-            <w14:solidFill>
-              <w14:srgbClr w14:val="002060"/>
-            </w14:solidFill>
-          </w14:textFill>
-        </w:rPr>
-        <w:t>{BODY_TEXT}}</w:t>
-      </w:r>
-    </w:p>
-    <w:p>
+    <w:p xmlns:wp14="http://schemas.microsoft.com/office/word/2010/wordml" wp14:textId="77777777">
       <w:pPr>
         <w:pStyle w:val="Body A"/>
         <w:bidi w:val="1"/>
@@ -1084,7 +992,7 @@
         <w:ind w:left="0" w:right="0" w:firstLine="0"/>
         <w:jc w:val="center"/>
         <w:rPr>
-          <w:rFonts w:ascii="Times New Roman" w:cs="Times New Roman" w:hAnsi="Times New Roman" w:eastAsia="Times New Roman"/>
+          <w:rFonts w:ascii="Times New Roman" w:hAnsi="Times New Roman" w:eastAsia="Times New Roman" w:cs="Times New Roman"/>
           <w:b w:val="1"/>
           <w:bCs w:val="1"/>
           <w:outline w:val="0"/>
@@ -1101,8 +1009,66 @@
           </w14:textFill>
         </w:rPr>
       </w:pPr>
+      <w:r>
+        <w:rPr>
+          <w:rFonts w:hint="cs" w:ascii="Arial Unicode MS" w:hAnsi="Arial Unicode MS" w:eastAsia="Arial Unicode MS" w:cs="Times New Roman"/>
+          <w:b w:val="1"/>
+          <w:bCs w:val="1"/>
+          <w:outline w:val="0"/>
+          <w:color w:val="b4871a"/>
+          <w:sz w:val="28"/>
+          <w:szCs w:val="28"/>
+          <w:u w:color="b4871a"/>
+          <w:rtl w:val="1"/>
+          <w:lang w:val="ar-SA" w:bidi="ar-SA"/>
+          <w14:textFill>
+            <w14:solidFill>
+              <w14:srgbClr w14:val="B4871A"/>
+            </w14:solidFill>
+          </w14:textFill>
+        </w:rPr>
+        <w:t>وتفضلوا بقبول فائق الاحترام والتقدير</w:t>
+      </w:r>
+      <w:r>
+        <w:rPr>
+          <w:rFonts w:ascii="Arial Unicode MS" w:hAnsi="Arial Unicode MS"/>
+          <w:outline w:val="0"/>
+          <w:color w:val="b4871a"/>
+          <w:sz w:val="28"/>
+          <w:szCs w:val="28"/>
+          <w:u w:color="b4871a"/>
+          <w:rtl w:val="1"/>
+          <w:lang w:val="ar-SA" w:bidi="ar-SA"/>
+          <w14:textFill>
+            <w14:solidFill>
+              <w14:srgbClr w14:val="B4871A"/>
+            </w14:solidFill>
+          </w14:textFill>
+        </w:rPr>
+        <w:t>.</w:t>
+      </w:r>
+      <w:r>
+        <w:rPr>
+          <w:rFonts w:hint="cs" w:ascii="Arial Unicode MS" w:hAnsi="Arial Unicode MS" w:eastAsia="Arial Unicode MS" w:cs="Times New Roman"/>
+          <w:b w:val="1"/>
+          <w:bCs w:val="1"/>
+          <w:outline w:val="0"/>
+          <w:color w:val="b4871a"/>
+          <w:sz w:val="28"/>
+          <w:szCs w:val="28"/>
+          <w:u w:color="b4871a"/>
+          <w:rtl w:val="1"/>
+          <w:lang w:val="ar-SA" w:bidi="ar-SA"/>
+          <w14:textFill>
+            <w14:solidFill>
+              <w14:srgbClr w14:val="B4871A"/>
+            </w14:solidFill>
+          </w14:textFill>
+        </w:rPr>
+        <w:t>،</w:t>
+      </w:r>
     </w:p>
-    <w:p>
+    <w:p xmlns:wp14="http://schemas.microsoft.com/office/word/2010/wordml" wp14:textId="77777777">
       <w:pPr>
         <w:pStyle w:val="Body A"/>
         <w:bidi w:val="1"/>
@@ -1110,82 +1076,341 @@
         <w:ind w:left="0" w:right="0" w:firstLine="0"/>
         <w:jc w:val="center"/>
         <w:rPr>
-          <w:rFonts w:ascii="Times New Roman" w:cs="Times New Roman" w:hAnsi="Times New Roman" w:eastAsia="Times New Roman"/>
+          <w:rFonts w:ascii="Times New Roman" w:hAnsi="Times New Roman" w:eastAsia="Times New Roman" w:cs="Times New Roman"/>
+          <w:outline w:val="0"/>
+          <w:color w:val="ff0000"/>
+          <w:u w:color="ff0000"/>
+          <w:rtl w:val="1"/>
+          <w:lang w:val="ar-SA" w:bidi="ar-SA"/>
+          <w14:textFill>
+            <w14:solidFill>
+              <w14:srgbClr w14:val="FF0000"/>
+            </w14:solidFill>
+          </w14:textFill>
+        </w:rPr>
+      </w:pPr>
+    </w:p>
+    <w:p xmlns:wp14="http://schemas.microsoft.com/office/word/2010/wordml" wp14:textId="77777777">
+      <w:pPr>
+        <w:pStyle w:val="Body A"/>
+        <w:bidi w:val="1"/>
+        <w:spacing w:after="0" w:line="240" w:lineRule="auto"/>
+        <w:ind w:left="0" w:right="0" w:firstLine="0"/>
+        <w:jc w:val="right"/>
+        <w:rPr>
+          <w:rFonts w:ascii="Times New Roman" w:hAnsi="Times New Roman" w:eastAsia="Times New Roman" w:cs="Times New Roman"/>
           <w:b w:val="1"/>
           <w:bCs w:val="1"/>
           <w:outline w:val="0"/>
-          <w:color w:val="b4871a"/>
-          <w:sz w:val="28"/>
-          <w:szCs w:val="28"/>
-          <w:u w:color="b4871a"/>
-          <w:rtl w:val="1"/>
-          <w14:textFill>
-            <w14:solidFill>
-              <w14:srgbClr w14:val="B4871A"/>
+          <w:color w:val="ea3323"/>
+          <w:sz w:val="24"/>
+          <w:szCs w:val="24"/>
+          <w:u w:color="292558"/>
+          <w:rtl w:val="1"/>
+          <w:lang w:val="ar-SA" w:bidi="ar-SA"/>
+          <w14:textFill>
+            <w14:solidFill>
+              <w14:srgbClr w14:val="EA3323"/>
             </w14:solidFill>
           </w14:textFill>
         </w:rPr>
       </w:pPr>
       <w:r>
         <w:rPr>
-          <w:rFonts w:ascii="Arial Unicode MS" w:cs="Times New Roman" w:hAnsi="Arial Unicode MS" w:eastAsia="Arial Unicode MS" w:hint="cs"/>
+          <w:rFonts w:ascii="Times New Roman" w:hAnsi="Times New Roman" w:eastAsia="Times New Roman" w:cs="Times New Roman"/>
+          <w:outline w:val="0"/>
+          <w:color w:val="ff0000"/>
+          <w:u w:color="ff0000"/>
+          <w:rtl w:val="1"/>
+          <w:lang w:val="ar-SA" w:bidi="ar-SA"/>
+          <w14:textFill>
+            <w14:solidFill>
+              <w14:srgbClr w14:val="FF0000"/>
+            </w14:solidFill>
+          </w14:textFill>
+        </w:rPr>
+        <w:tab/>
+      </w:r>
+      <w:r>
+        <w:rPr>
+          <w:rFonts w:hint="cs" w:ascii="Arial Unicode MS" w:hAnsi="Arial Unicode MS" w:eastAsia="Arial Unicode MS" w:cs="Times New Roman"/>
           <w:b w:val="1"/>
           <w:bCs w:val="1"/>
           <w:outline w:val="0"/>
-          <w:color w:val="b4871a"/>
-          <w:sz w:val="28"/>
-          <w:szCs w:val="28"/>
-          <w:u w:color="b4871a"/>
-          <w:rtl w:val="1"/>
-          <w:lang w:val="ar-SA" w:bidi="ar-SA"/>
-          <w14:textFill>
-            <w14:solidFill>
-              <w14:srgbClr w14:val="B4871A"/>
-            </w14:solidFill>
-          </w14:textFill>
-        </w:rPr>
-        <w:t>وتفضلوا بقبول فائق الاحترام والتقدير</w:t>
+          <w:color w:val="ea3323"/>
+          <w:sz w:val="24"/>
+          <w:szCs w:val="24"/>
+          <w:u w:color="292558"/>
+          <w:rtl w:val="1"/>
+          <w:lang w:val="ar-SA" w:bidi="ar-SA"/>
+          <w14:textFill>
+            <w14:solidFill>
+              <w14:srgbClr w14:val="EA3323"/>
+            </w14:solidFill>
+          </w14:textFill>
+        </w:rPr>
+        <w:t xml:space="preserve">مدير مركز الخدمات الإلكترونية والإبداع العلمي </w:t>
       </w:r>
       <w:r>
         <w:rPr>
           <w:rFonts w:ascii="Arial Unicode MS" w:hAnsi="Arial Unicode MS"/>
           <w:outline w:val="0"/>
-          <w:color w:val="b4871a"/>
-          <w:sz w:val="28"/>
-          <w:szCs w:val="28"/>
-          <w:u w:color="b4871a"/>
-          <w:rtl w:val="1"/>
-          <w:lang w:val="ar-SA" w:bidi="ar-SA"/>
-          <w14:textFill>
-            <w14:solidFill>
-              <w14:srgbClr w14:val="B4871A"/>
-            </w14:solidFill>
-          </w14:textFill>
-        </w:rPr>
-        <w:t>.</w:t>
-      </w:r>
-      <w:r>
-        <w:rPr>
-          <w:rFonts w:ascii="Arial Unicode MS" w:cs="Times New Roman" w:hAnsi="Arial Unicode MS" w:eastAsia="Arial Unicode MS" w:hint="cs"/>
+          <w:color w:val="ea3323"/>
+          <w:sz w:val="24"/>
+          <w:szCs w:val="24"/>
+          <w:u w:color="292558"/>
+          <w:rtl w:val="1"/>
+          <w:lang w:val="ar-SA" w:bidi="ar-SA"/>
+          <w14:textFill>
+            <w14:solidFill>
+              <w14:srgbClr w14:val="EA3323"/>
+            </w14:solidFill>
+          </w14:textFill>
+        </w:rPr>
+        <w:t>(ESSIC)</w:t>
+      </w:r>
+    </w:p>
+    <w:p xmlns:wp14="http://schemas.microsoft.com/office/word/2010/wordml" wp14:textId="77777777">
+      <w:pPr>
+        <w:pStyle w:val="Body A"/>
+        <w:bidi w:val="1"/>
+        <w:spacing w:after="0" w:line="240" w:lineRule="auto"/>
+        <w:ind w:left="0" w:right="0" w:firstLine="0"/>
+        <w:jc w:val="right"/>
+        <w:rPr>
+          <w:rFonts w:ascii="Times New Roman" w:hAnsi="Times New Roman" w:eastAsia="Times New Roman" w:cs="Times New Roman"/>
           <w:b w:val="1"/>
           <w:bCs w:val="1"/>
           <w:outline w:val="0"/>
-          <w:color w:val="b4871a"/>
-          <w:sz w:val="28"/>
-          <w:szCs w:val="28"/>
-          <w:u w:color="b4871a"/>
-          <w:rtl w:val="1"/>
-          <w:lang w:val="ar-SA" w:bidi="ar-SA"/>
-          <w14:textFill>
-            <w14:solidFill>
-              <w14:srgbClr w14:val="B4871A"/>
-            </w14:solidFill>
-          </w14:textFill>
-        </w:rPr>
-        <w:t>،</w:t>
+          <w:color w:val="ea3323"/>
+          <w:sz w:val="24"/>
+          <w:szCs w:val="24"/>
+          <w:u w:color="292558"/>
+          <w:rtl w:val="1"/>
+          <w:lang w:val="ar-SA" w:bidi="ar-SA"/>
+          <w14:textFill>
+            <w14:solidFill>
+              <w14:srgbClr w14:val="EA3323"/>
+            </w14:solidFill>
+          </w14:textFill>
+        </w:rPr>
+      </w:pPr>
+      <w:r>
+        <w:rPr>
+          <w:rFonts w:ascii="Times New Roman" w:hAnsi="Times New Roman" w:eastAsia="Times New Roman" w:cs="Times New Roman"/>
+          <w:b w:val="1"/>
+          <w:bCs w:val="1"/>
+          <w:outline w:val="0"/>
+          <w:color w:val="ea3323"/>
+          <w:sz w:val="24"/>
+          <w:szCs w:val="24"/>
+          <w:u w:color="292558"/>
+          <w:rtl w:val="1"/>
+          <w:lang w:val="ar-SA" w:bidi="ar-SA"/>
+          <w14:textFill>
+            <w14:solidFill>
+              <w14:srgbClr w14:val="EA3323"/>
+            </w14:solidFill>
+          </w14:textFill>
+        </w:rPr>
+        <w:tab/>
+      </w:r>
+      <w:r>
+        <w:rPr>
+          <w:rFonts w:ascii="Times New Roman" w:hAnsi="Times New Roman" w:eastAsia="Times New Roman" w:cs="Times New Roman"/>
+          <w:b w:val="1"/>
+          <w:bCs w:val="1"/>
+          <w:outline w:val="0"/>
+          <w:color w:val="ea3323"/>
+          <w:sz w:val="24"/>
+          <w:szCs w:val="24"/>
+          <w:u w:color="292558"/>
+          <w:rtl w:val="1"/>
+          <w:lang w:val="ar-SA" w:bidi="ar-SA"/>
+          <w14:textFill>
+            <w14:solidFill>
+              <w14:srgbClr w14:val="EA3323"/>
+            </w14:solidFill>
+          </w14:textFill>
+        </w:rPr>
+        <w:tab/>
+      </w:r>
+      <w:r>
+        <w:rPr>
+          <w:rFonts w:ascii="Times New Roman" w:hAnsi="Times New Roman" w:eastAsia="Times New Roman" w:cs="Times New Roman"/>
+          <w:b w:val="1"/>
+          <w:bCs w:val="1"/>
+          <w:outline w:val="0"/>
+          <w:color w:val="ea3323"/>
+          <w:sz w:val="24"/>
+          <w:szCs w:val="24"/>
+          <w:u w:color="292558"/>
+          <w:rtl w:val="1"/>
+          <w:lang w:val="ar-SA" w:bidi="ar-SA"/>
+          <w14:textFill>
+            <w14:solidFill>
+              <w14:srgbClr w14:val="EA3323"/>
+            </w14:solidFill>
+          </w14:textFill>
+        </w:rPr>
+        <w:tab/>
+      </w:r>
+      <w:r>
+        <w:rPr>
+          <w:rFonts w:ascii="Times New Roman" w:hAnsi="Times New Roman" w:eastAsia="Times New Roman" w:cs="Times New Roman"/>
+          <w:b w:val="1"/>
+          <w:bCs w:val="1"/>
+          <w:outline w:val="0"/>
+          <w:color w:val="ea3323"/>
+          <w:sz w:val="24"/>
+          <w:szCs w:val="24"/>
+          <w:u w:color="292558"/>
+          <w:rtl w:val="1"/>
+          <w:lang w:val="ar-SA" w:bidi="ar-SA"/>
+          <w14:textFill>
+            <w14:solidFill>
+              <w14:srgbClr w14:val="EA3323"/>
+            </w14:solidFill>
+          </w14:textFill>
+        </w:rPr>
+        <w:tab/>
+      </w:r>
+      <w:r>
+        <w:rPr>
+          <w:rFonts w:ascii="Times New Roman" w:hAnsi="Times New Roman" w:eastAsia="Times New Roman" w:cs="Times New Roman"/>
+          <w:b w:val="1"/>
+          <w:bCs w:val="1"/>
+          <w:outline w:val="0"/>
+          <w:color w:val="ea3323"/>
+          <w:sz w:val="24"/>
+          <w:szCs w:val="24"/>
+          <w:u w:color="292558"/>
+          <w:rtl w:val="1"/>
+          <w:lang w:val="ar-SA" w:bidi="ar-SA"/>
+          <w14:textFill>
+            <w14:solidFill>
+              <w14:srgbClr w14:val="EA3323"/>
+            </w14:solidFill>
+          </w14:textFill>
+        </w:rPr>
+        <w:tab/>
+      </w:r>
+      <w:r>
+        <w:rPr>
+          <w:rFonts w:ascii="Times New Roman" w:hAnsi="Times New Roman" w:eastAsia="Times New Roman" w:cs="Times New Roman"/>
+          <w:b w:val="1"/>
+          <w:bCs w:val="1"/>
+          <w:outline w:val="0"/>
+          <w:color w:val="ea3323"/>
+          <w:sz w:val="24"/>
+          <w:szCs w:val="24"/>
+          <w:u w:color="292558"/>
+          <w:rtl w:val="1"/>
+          <w:lang w:val="ar-SA" w:bidi="ar-SA"/>
+          <w14:textFill>
+            <w14:solidFill>
+              <w14:srgbClr w14:val="EA3323"/>
+            </w14:solidFill>
+          </w14:textFill>
+        </w:rPr>
+        <w:tab/>
+      </w:r>
+      <w:r>
+        <w:rPr>
+          <w:rFonts w:hint="cs" w:ascii="Arial Unicode MS" w:hAnsi="Arial Unicode MS" w:eastAsia="Arial Unicode MS" w:cs="Times New Roman"/>
+          <w:b w:val="1"/>
+          <w:bCs w:val="1"/>
+          <w:outline w:val="0"/>
+          <w:color w:val="ea3323"/>
+          <w:sz w:val="24"/>
+          <w:szCs w:val="24"/>
+          <w:u w:color="292558"/>
+          <w:rtl w:val="1"/>
+          <w:lang w:val="ar-SA" w:bidi="ar-SA"/>
+          <w14:textFill>
+            <w14:solidFill>
+              <w14:srgbClr w14:val="EA3323"/>
+            </w14:solidFill>
+          </w14:textFill>
+        </w:rPr>
+        <w:t xml:space="preserve"> ورئيس قسم الهندسة الطبية الحيوية </w:t>
+      </w:r>
+      <w:r>
+        <w:rPr>
+          <w:rFonts w:hint="default" w:ascii="Arial Unicode MS" w:hAnsi="Arial Unicode MS"/>
+          <w:outline w:val="0"/>
+          <w:color w:val="ea3323"/>
+          <w:sz w:val="24"/>
+          <w:szCs w:val="24"/>
+          <w:u w:color="292558"/>
+          <w:rtl w:val="1"/>
+          <w:lang w:val="ar-SA" w:bidi="ar-SA"/>
+          <w14:textFill>
+            <w14:solidFill>
+              <w14:srgbClr w14:val="EA3323"/>
+            </w14:solidFill>
+          </w14:textFill>
+        </w:rPr>
+        <w:t xml:space="preserve">– </w:t>
+      </w:r>
+      <w:r>
+        <w:rPr>
+          <w:rFonts w:hint="cs" w:ascii="Arial Unicode MS" w:hAnsi="Arial Unicode MS" w:eastAsia="Arial Unicode MS" w:cs="Times New Roman"/>
+          <w:b w:val="1"/>
+          <w:bCs w:val="1"/>
+          <w:outline w:val="0"/>
+          <w:color w:val="ea3323"/>
+          <w:sz w:val="24"/>
+          <w:szCs w:val="24"/>
+          <w:u w:color="292558"/>
+          <w:rtl w:val="1"/>
+          <w:lang w:val="ar-SA" w:bidi="ar-SA"/>
+          <w14:textFill>
+            <w14:solidFill>
+              <w14:srgbClr w14:val="EA3323"/>
+            </w14:solidFill>
+          </w14:textFill>
+        </w:rPr>
+        <w:t>كلية الهندسة</w:t>
+      </w:r>
+      <w:r>
+        <w:rPr>
+          <w:rFonts w:ascii="Arial Unicode MS" w:hAnsi="Arial Unicode MS"/>
+          <w:outline w:val="0"/>
+          <w:color w:val="ea3323"/>
+          <w:sz w:val="24"/>
+          <w:szCs w:val="24"/>
+          <w:u w:color="292558"/>
+          <w:rtl w:val="1"/>
+          <w:lang w:val="ar-SA" w:bidi="ar-SA"/>
+          <w14:textFill>
+            <w14:solidFill>
+              <w14:srgbClr w14:val="EA3323"/>
+            </w14:solidFill>
+          </w14:textFill>
+        </w:rPr>
+        <w:t xml:space="preserve"> </w:t>
+      </w:r>
+      <w:r>
+        <w:rPr>
+          <w:rFonts w:ascii="Arial" w:hAnsi="Arial" w:eastAsia="Arial" w:cs="Arial"/>
+          <w:outline w:val="0"/>
+          <w:color w:val="ea3323"/>
+          <w:sz w:val="24"/>
+          <w:szCs w:val="24"/>
+          <w:u w:color="292558"/>
+          <w:rtl w:val="1"/>
+          <w:lang w:val="ar-SA" w:bidi="ar-SA"/>
+          <w14:textFill>
+            <w14:solidFill>
+              <w14:srgbClr w14:val="EA3323"/>
+            </w14:solidFill>
+          </w14:textFill>
+        </w:rPr>
+        <w:tab/>
       </w:r>
     </w:p>
-    <w:p>
+    <w:p xmlns:wp14="http://schemas.microsoft.com/office/word/2010/wordml" wp14:textId="77777777">
       <w:pPr>
         <w:pStyle w:val="Body A"/>
         <w:bidi w:val="1"/>
@@ -1193,28 +1418,14 @@
         <w:ind w:left="0" w:right="0" w:firstLine="0"/>
         <w:jc w:val="center"/>
         <w:rPr>
-          <w:rFonts w:ascii="Times New Roman" w:cs="Times New Roman" w:hAnsi="Times New Roman" w:eastAsia="Times New Roman"/>
-          <w:outline w:val="0"/>
-          <w:color w:val="ff0000"/>
-          <w:u w:color="ff0000"/>
-          <w:rtl w:val="1"/>
-          <w14:textFill>
-            <w14:solidFill>
-              <w14:srgbClr w14:val="FF0000"/>
-            </w14:solidFill>
-          </w14:textFill>
+          <w:rFonts w:ascii="Arial" w:hAnsi="Arial" w:eastAsia="Arial" w:cs="Arial"/>
+          <w:rtl w:val="1"/>
+          <w:lang w:val="ar-SA" w:bidi="ar-SA"/>
         </w:rPr>
       </w:pPr>
-    </w:p>
-    <w:p>
-      <w:pPr>
-        <w:pStyle w:val="Body A"/>
-        <w:bidi w:val="1"/>
-        <w:spacing w:after="0" w:line="240" w:lineRule="auto"/>
-        <w:ind w:left="0" w:right="0" w:firstLine="0"/>
-        <w:jc w:val="right"/>
-        <w:rPr>
-          <w:rFonts w:ascii="Times New Roman" w:cs="Times New Roman" w:hAnsi="Times New Roman" w:eastAsia="Times New Roman"/>
+      <w:r>
+        <w:rPr>
+          <w:rFonts w:ascii="Times New Roman" w:hAnsi="Times New Roman" w:eastAsia="Times New Roman" w:cs="Times New Roman"/>
           <w:b w:val="1"/>
           <w:bCs w:val="1"/>
           <w:outline w:val="0"/>
@@ -1223,31 +1434,18 @@
           <w:szCs w:val="24"/>
           <w:u w:color="292558"/>
           <w:rtl w:val="1"/>
+          <w:lang w:val="ar-SA" w:bidi="ar-SA"/>
           <w14:textFill>
             <w14:solidFill>
               <w14:srgbClr w14:val="EA3323"/>
             </w14:solidFill>
           </w14:textFill>
         </w:rPr>
-      </w:pPr>
-      <w:r>
-        <w:rPr>
-          <w:rFonts w:ascii="Times New Roman" w:cs="Times New Roman" w:hAnsi="Times New Roman" w:eastAsia="Times New Roman"/>
-          <w:outline w:val="0"/>
-          <w:color w:val="ff0000"/>
-          <w:u w:color="ff0000"/>
-          <w:rtl w:val="1"/>
-          <w14:textFill>
-            <w14:solidFill>
-              <w14:srgbClr w14:val="FF0000"/>
-            </w14:solidFill>
-          </w14:textFill>
-        </w:rPr>
         <w:tab/>
       </w:r>
       <w:r>
         <w:rPr>
-          <w:rFonts w:ascii="Arial Unicode MS" w:cs="Times New Roman" w:hAnsi="Arial Unicode MS" w:eastAsia="Arial Unicode MS" w:hint="cs"/>
+          <w:rFonts w:ascii="Times New Roman" w:hAnsi="Times New Roman" w:eastAsia="Times New Roman" w:cs="Times New Roman"/>
           <w:b w:val="1"/>
           <w:bCs w:val="1"/>
           <w:outline w:val="0"/>
@@ -1263,11 +1461,13 @@
             </w14:solidFill>
           </w14:textFill>
         </w:rPr>
-        <w:t xml:space="preserve">مدير مركز الخدمات الإلكترونية والإبداع العلمي </w:t>
-      </w:r>
-      <w:r>
-        <w:rPr>
-          <w:rFonts w:ascii="Arial Unicode MS" w:hAnsi="Arial Unicode MS"/>
+        <w:tab/>
+      </w:r>
+      <w:r>
+        <w:rPr>
+          <w:rFonts w:ascii="Times New Roman" w:hAnsi="Times New Roman" w:eastAsia="Times New Roman" w:cs="Times New Roman"/>
+          <w:b w:val="1"/>
+          <w:bCs w:val="1"/>
           <w:outline w:val="0"/>
           <w:color w:val="ea3323"/>
           <w:sz w:val="24"/>
@@ -1281,18 +1481,11 @@
             </w14:solidFill>
           </w14:textFill>
         </w:rPr>
-        <w:t>(ESSIC)</w:t>
-      </w:r>
-    </w:p>
-    <w:p>
-      <w:pPr>
-        <w:pStyle w:val="Body A"/>
-        <w:bidi w:val="1"/>
-        <w:spacing w:after="0" w:line="240" w:lineRule="auto"/>
-        <w:ind w:left="0" w:right="0" w:firstLine="0"/>
-        <w:jc w:val="right"/>
-        <w:rPr>
-          <w:rFonts w:ascii="Times New Roman" w:cs="Times New Roman" w:hAnsi="Times New Roman" w:eastAsia="Times New Roman"/>
+        <w:tab/>
+      </w:r>
+      <w:r>
+        <w:rPr>
+          <w:rFonts w:ascii="Times New Roman" w:hAnsi="Times New Roman" w:eastAsia="Times New Roman" w:cs="Times New Roman"/>
           <w:b w:val="1"/>
           <w:bCs w:val="1"/>
           <w:outline w:val="0"/>
@@ -1301,16 +1494,18 @@
           <w:szCs w:val="24"/>
           <w:u w:color="292558"/>
           <w:rtl w:val="1"/>
+          <w:lang w:val="ar-SA" w:bidi="ar-SA"/>
           <w14:textFill>
             <w14:solidFill>
               <w14:srgbClr w14:val="EA3323"/>
             </w14:solidFill>
           </w14:textFill>
         </w:rPr>
-      </w:pPr>
-      <w:r>
-        <w:rPr>
-          <w:rFonts w:ascii="Times New Roman" w:cs="Times New Roman" w:hAnsi="Times New Roman" w:eastAsia="Times New Roman"/>
+        <w:tab/>
+      </w:r>
+      <w:r>
+        <w:rPr>
+          <w:rFonts w:ascii="Times New Roman" w:hAnsi="Times New Roman" w:eastAsia="Times New Roman" w:cs="Times New Roman"/>
           <w:b w:val="1"/>
           <w:bCs w:val="1"/>
           <w:outline w:val="0"/>
@@ -1327,15 +1522,10 @@
           </w14:textFill>
         </w:rPr>
         <w:tab/>
-        <w:tab/>
-        <w:tab/>
-        <w:tab/>
-        <w:tab/>
-        <w:tab/>
-      </w:r>
-      <w:r>
-        <w:rPr>
-          <w:rFonts w:ascii="Arial Unicode MS" w:cs="Times New Roman" w:hAnsi="Arial Unicode MS" w:eastAsia="Arial Unicode MS" w:hint="cs"/>
+      </w:r>
+      <w:r>
+        <w:rPr>
+          <w:rFonts w:ascii="Times New Roman" w:hAnsi="Times New Roman" w:eastAsia="Times New Roman" w:cs="Times New Roman"/>
           <w:b w:val="1"/>
           <w:bCs w:val="1"/>
           <w:outline w:val="0"/>
@@ -1351,11 +1541,77 @@
             </w14:solidFill>
           </w14:textFill>
         </w:rPr>
-        <w:t xml:space="preserve"> ورئيس قسم الهندسة الطبية الحيوية </w:t>
-      </w:r>
-      <w:r>
-        <w:rPr>
-          <w:rFonts w:ascii="Arial Unicode MS" w:hAnsi="Arial Unicode MS" w:hint="default"/>
+        <w:tab/>
+      </w:r>
+      <w:ins w:author="Ahmad Khaled Elshafee" w:date="2026-07-19T15:01:43Z" w:id="5">
+        <w:r>
+          <w:rPr>
+            <w:rFonts w:ascii="Times New Roman" w:hAnsi="Times New Roman" w:eastAsia="Times New Roman" w:cs="Times New Roman"/>
+            <w:b w:val="1"/>
+            <w:bCs w:val="1"/>
+            <w:outline w:val="0"/>
+            <w:color w:val="ea3323"/>
+            <w:sz w:val="24"/>
+            <w:szCs w:val="24"/>
+            <w:u w:color="292558"/>
+            <w:rtl w:val="1"/>
+            <w:lang w:val="ar-SA" w:bidi="ar-SA"/>
+            <w14:textFill>
+              <w14:solidFill>
+                <w14:srgbClr w14:val="EA3323"/>
+              </w14:solidFill>
+            </w14:textFill>
+          </w:rPr>
+          <w:tab/>
+        </w:r>
+      </w:ins>
+      <w:del w:author="Ahmad Khaled Elshafee" w:date="2026-07-19T15:01:42Z" w:id="6">
+        <w:r>
+          <w:rPr>
+            <w:rFonts w:ascii="Times New Roman" w:hAnsi="Times New Roman" w:eastAsia="Times New Roman" w:cs="Times New Roman"/>
+            <w:b w:val="1"/>
+            <w:bCs w:val="1"/>
+            <w:outline w:val="0"/>
+            <w:color w:val="ea3323"/>
+            <w:sz w:val="24"/>
+            <w:szCs w:val="24"/>
+            <w:u w:color="292558"/>
+            <w:rtl w:val="1"/>
+            <w:lang w:val="ar-SA" w:bidi="ar-SA"/>
+            <w14:textFill>
+              <w14:solidFill>
+                <w14:srgbClr w14:val="EA3323"/>
+              </w14:solidFill>
+            </w14:textFill>
+          </w:rPr>
+          <w:tab/>
+        </w:r>
+        <w:r>
+          <w:rPr>
+            <w:rFonts w:ascii="Times New Roman" w:hAnsi="Times New Roman" w:eastAsia="Times New Roman" w:cs="Times New Roman"/>
+            <w:b w:val="1"/>
+            <w:bCs w:val="1"/>
+            <w:outline w:val="0"/>
+            <w:color w:val="ea3323"/>
+            <w:sz w:val="24"/>
+            <w:szCs w:val="24"/>
+            <w:u w:color="292558"/>
+            <w:rtl w:val="1"/>
+            <w:lang w:val="ar-SA" w:bidi="ar-SA"/>
+            <w14:textFill>
+              <w14:solidFill>
+                <w14:srgbClr w14:val="EA3323"/>
+              </w14:solidFill>
+            </w14:textFill>
+          </w:rPr>
+          <w:tab/>
+        </w:r>
+      </w:del>
+      <w:r>
+        <w:rPr>
+          <w:rFonts w:hint="cs" w:ascii="Arial Unicode MS" w:hAnsi="Arial Unicode MS" w:eastAsia="Arial Unicode MS" w:cs="Times New Roman"/>
+          <w:b w:val="1"/>
+          <w:bCs w:val="1"/>
           <w:outline w:val="0"/>
           <w:color w:val="ea3323"/>
           <w:sz w:val="24"/>
@@ -1369,13 +1625,11 @@
             </w14:solidFill>
           </w14:textFill>
         </w:rPr>
-        <w:t xml:space="preserve">– </w:t>
-      </w:r>
-      <w:r>
-        <w:rPr>
-          <w:rFonts w:ascii="Arial Unicode MS" w:cs="Times New Roman" w:hAnsi="Arial Unicode MS" w:eastAsia="Arial Unicode MS" w:hint="cs"/>
-          <w:b w:val="1"/>
-          <w:bCs w:val="1"/>
+        <w:t>الأستاذ</w:t>
+      </w:r>
+      <w:r>
+        <w:rPr>
+          <w:rFonts w:ascii="Arial Unicode MS" w:hAnsi="Arial Unicode MS"/>
           <w:outline w:val="0"/>
           <w:color w:val="ea3323"/>
           <w:sz w:val="24"/>
@@ -1389,11 +1643,13 @@
             </w14:solidFill>
           </w14:textFill>
         </w:rPr>
-        <w:t>كلية الهندسة</w:t>
-      </w:r>
-      <w:r>
-        <w:rPr>
-          <w:rFonts w:ascii="Arial Unicode MS" w:hAnsi="Arial Unicode MS"/>
+        <w:t>(</w:t>
+      </w:r>
+      <w:r>
+        <w:rPr>
+          <w:rFonts w:hint="cs" w:ascii="Arial Unicode MS" w:hAnsi="Arial Unicode MS" w:eastAsia="Arial Unicode MS" w:cs="Times New Roman"/>
+          <w:b w:val="1"/>
+          <w:bCs w:val="1"/>
           <w:outline w:val="0"/>
           <w:color w:val="ea3323"/>
           <w:sz w:val="24"/>
@@ -1407,11 +1663,11 @@
             </w14:solidFill>
           </w14:textFill>
         </w:rPr>
-        <w:t xml:space="preserve"> </w:t>
-      </w:r>
-      <w:r>
-        <w:rPr>
-          <w:rFonts w:ascii="Arial Unicode MS" w:cs="Arial Unicode MS" w:hAnsi="Arial Unicode MS" w:eastAsia="Arial Unicode MS"/>
+        <w:t>م</w:t>
+      </w:r>
+      <w:r>
+        <w:rPr>
+          <w:rFonts w:ascii="Arial Unicode MS" w:hAnsi="Arial Unicode MS"/>
           <w:outline w:val="0"/>
           <w:color w:val="ea3323"/>
           <w:sz w:val="24"/>
@@ -1425,24 +1681,11 @@
             </w14:solidFill>
           </w14:textFill>
         </w:rPr>
-        <w:tab/>
-      </w:r>
-    </w:p>
-    <w:p>
-      <w:pPr>
-        <w:pStyle w:val="Body A"/>
-        <w:bidi w:val="1"/>
-        <w:spacing w:after="0" w:line="240" w:lineRule="auto"/>
-        <w:ind w:left="0" w:right="0" w:firstLine="0"/>
-        <w:jc w:val="center"/>
-        <w:rPr>
-          <w:rFonts w:ascii="Arial Unicode MS" w:cs="Arial Unicode MS" w:hAnsi="Arial Unicode MS" w:eastAsia="Arial Unicode MS"/>
-          <w:rtl w:val="1"/>
-        </w:rPr>
-      </w:pPr>
-      <w:r>
-        <w:rPr>
-          <w:rFonts w:ascii="Times New Roman" w:cs="Times New Roman" w:hAnsi="Times New Roman" w:eastAsia="Times New Roman"/>
+        <w:t xml:space="preserve">) </w:t>
+      </w:r>
+      <w:r>
+        <w:rPr>
+          <w:rFonts w:hint="cs" w:ascii="Arial Unicode MS" w:hAnsi="Arial Unicode MS" w:eastAsia="Arial Unicode MS" w:cs="Times New Roman"/>
           <w:b w:val="1"/>
           <w:bCs w:val="1"/>
           <w:outline w:val="0"/>
@@ -1458,20 +1701,11 @@
             </w14:solidFill>
           </w14:textFill>
         </w:rPr>
-        <w:tab/>
-        <w:tab/>
-        <w:tab/>
-        <w:tab/>
-        <w:tab/>
-        <w:tab/>
-        <w:tab/>
-        <w:tab/>
-      </w:r>
-      <w:r>
-        <w:rPr>
-          <w:rFonts w:ascii="Arial Unicode MS" w:cs="Times New Roman" w:hAnsi="Arial Unicode MS" w:eastAsia="Arial Unicode MS" w:hint="cs"/>
-          <w:b w:val="1"/>
-          <w:bCs w:val="1"/>
+        <w:t>الدكتور</w:t>
+      </w:r>
+      <w:r>
+        <w:rPr>
+          <w:rFonts w:ascii="Arial Unicode MS" w:hAnsi="Arial Unicode MS"/>
           <w:outline w:val="0"/>
           <w:color w:val="ea3323"/>
           <w:sz w:val="24"/>
@@ -1485,11 +1719,13 @@
             </w14:solidFill>
           </w14:textFill>
         </w:rPr>
-        <w:t>الأستاذ</w:t>
-      </w:r>
-      <w:r>
-        <w:rPr>
-          <w:rFonts w:ascii="Arial Unicode MS" w:hAnsi="Arial Unicode MS"/>
+        <w:t xml:space="preserve">/ </w:t>
+      </w:r>
+      <w:r>
+        <w:rPr>
+          <w:rFonts w:hint="cs" w:ascii="Arial Unicode MS" w:hAnsi="Arial Unicode MS" w:eastAsia="Arial Unicode MS" w:cs="Times New Roman"/>
+          <w:b w:val="1"/>
+          <w:bCs w:val="1"/>
           <w:outline w:val="0"/>
           <w:color w:val="ea3323"/>
           <w:sz w:val="24"/>
@@ -1503,106 +1739,10 @@
             </w14:solidFill>
           </w14:textFill>
         </w:rPr>
-        <w:t>(</w:t>
-      </w:r>
-      <w:r>
-        <w:rPr>
-          <w:rFonts w:ascii="Arial Unicode MS" w:cs="Times New Roman" w:hAnsi="Arial Unicode MS" w:eastAsia="Arial Unicode MS" w:hint="cs"/>
-          <w:b w:val="1"/>
-          <w:bCs w:val="1"/>
-          <w:outline w:val="0"/>
-          <w:color w:val="ea3323"/>
-          <w:sz w:val="24"/>
-          <w:szCs w:val="24"/>
-          <w:u w:color="292558"/>
-          <w:rtl w:val="1"/>
-          <w:lang w:val="ar-SA" w:bidi="ar-SA"/>
-          <w14:textFill>
-            <w14:solidFill>
-              <w14:srgbClr w14:val="EA3323"/>
-            </w14:solidFill>
-          </w14:textFill>
-        </w:rPr>
-        <w:t>م</w:t>
-      </w:r>
-      <w:r>
-        <w:rPr>
-          <w:rFonts w:ascii="Arial Unicode MS" w:hAnsi="Arial Unicode MS"/>
-          <w:outline w:val="0"/>
-          <w:color w:val="ea3323"/>
-          <w:sz w:val="24"/>
-          <w:szCs w:val="24"/>
-          <w:u w:color="292558"/>
-          <w:rtl w:val="1"/>
-          <w:lang w:val="ar-SA" w:bidi="ar-SA"/>
-          <w14:textFill>
-            <w14:solidFill>
-              <w14:srgbClr w14:val="EA3323"/>
-            </w14:solidFill>
-          </w14:textFill>
-        </w:rPr>
-        <w:t xml:space="preserve">) </w:t>
-      </w:r>
-      <w:r>
-        <w:rPr>
-          <w:rFonts w:ascii="Arial Unicode MS" w:cs="Times New Roman" w:hAnsi="Arial Unicode MS" w:eastAsia="Arial Unicode MS" w:hint="cs"/>
-          <w:b w:val="1"/>
-          <w:bCs w:val="1"/>
-          <w:outline w:val="0"/>
-          <w:color w:val="ea3323"/>
-          <w:sz w:val="24"/>
-          <w:szCs w:val="24"/>
-          <w:u w:color="292558"/>
-          <w:rtl w:val="1"/>
-          <w:lang w:val="ar-SA" w:bidi="ar-SA"/>
-          <w14:textFill>
-            <w14:solidFill>
-              <w14:srgbClr w14:val="EA3323"/>
-            </w14:solidFill>
-          </w14:textFill>
-        </w:rPr>
-        <w:t>الدكتور</w:t>
-      </w:r>
-      <w:r>
-        <w:rPr>
-          <w:rFonts w:ascii="Arial Unicode MS" w:hAnsi="Arial Unicode MS"/>
-          <w:outline w:val="0"/>
-          <w:color w:val="ea3323"/>
-          <w:sz w:val="24"/>
-          <w:szCs w:val="24"/>
-          <w:u w:color="292558"/>
-          <w:rtl w:val="1"/>
-          <w:lang w:val="ar-SA" w:bidi="ar-SA"/>
-          <w14:textFill>
-            <w14:solidFill>
-              <w14:srgbClr w14:val="EA3323"/>
-            </w14:solidFill>
-          </w14:textFill>
-        </w:rPr>
-        <w:t xml:space="preserve">/ </w:t>
-      </w:r>
-      <w:r>
-        <w:rPr>
-          <w:rFonts w:ascii="Arial Unicode MS" w:cs="Times New Roman" w:hAnsi="Arial Unicode MS" w:eastAsia="Arial Unicode MS" w:hint="cs"/>
-          <w:b w:val="1"/>
-          <w:bCs w:val="1"/>
-          <w:outline w:val="0"/>
-          <w:color w:val="ea3323"/>
-          <w:sz w:val="24"/>
-          <w:szCs w:val="24"/>
-          <w:u w:color="292558"/>
-          <w:rtl w:val="1"/>
-          <w:lang w:val="ar-SA" w:bidi="ar-SA"/>
-          <w14:textFill>
-            <w14:solidFill>
-              <w14:srgbClr w14:val="EA3323"/>
-            </w14:solidFill>
-          </w14:textFill>
-        </w:rPr>
         <w:t>محمد كمال عبد السلام</w:t>
       </w:r>
     </w:p>
-    <w:p>
+    <w:p xmlns:wp14="http://schemas.microsoft.com/office/word/2010/wordml" wp14:textId="77777777">
       <w:pPr>
         <w:pStyle w:val="Body B A A A A A A A"/>
         <w:bidi w:val="1"/>
@@ -1614,7 +1754,7 @@
       </w:pPr>
       <w:r>
         <w:rPr>
-          <w:rFonts w:ascii="Arial Unicode MS" w:hAnsi="Arial Unicode MS"/>
+          <w:rFonts w:ascii="Arial" w:hAnsi="Arial"/>
           <w:outline w:val="0"/>
           <w:color w:val="ea3323"/>
           <w:u w:color="ea3323"/>
@@ -1633,16 +1773,17 @@
       <w:headerReference w:type="default" r:id="rId6"/>
       <w:footerReference w:type="default" r:id="rId7"/>
       <w:pgSz w:w="11900" w:h="16840" w:orient="portrait"/>
-      <w:pgMar w:top="1276" w:right="992" w:bottom="851" w:left="1276" w:header="720" w:footer="988"/>
+      <w:pgMar w:top="1440" w:right="1440" w:bottom="1440" w:left="1440" w:header="720" w:footer="988"/>
       <w:bidi w:val="0"/>
+      <w:cols w:num="1"/>
     </w:sectPr>
   </w:body>
 </w:document>
 </file>
 
 <file path=word/footer1.xml><?xml version="1.0" encoding="utf-8"?>
-<w:ftr xmlns:r="http://schemas.openxmlformats.org/officeDocument/2006/relationships" xmlns:wp="http://schemas.openxmlformats.org/drawingml/2006/wordprocessingDrawing" xmlns:w="http://schemas.openxmlformats.org/wordprocessingml/2006/main" xmlns:w10="urn:schemas-microsoft-com:office:word" xmlns:w14="http://schemas.microsoft.com/office/word/2010/wordml" xmlns:wps="http://schemas.microsoft.com/office/word/2010/wordprocessingShape" xmlns:wpg="http://schemas.microsoft.com/office/word/2010/wordprocessingGroup" xmlns:mc="http://schemas.openxmlformats.org/markup-compatibility/2006" xmlns:v="urn:schemas-microsoft-com:vml" xmlns:o="urn:schemas-microsoft-com:office:office" xmlns:m="http://schemas.openxmlformats.org/officeDocument/2006/math" mc:Ignorable="w14">
-  <w:p>
+<w:ftr xmlns:wp14="http://schemas.microsoft.com/office/word/2010/wordprocessingDrawing" xmlns:r="http://schemas.openxmlformats.org/officeDocument/2006/relationships" xmlns:wp="http://schemas.openxmlformats.org/drawingml/2006/wordprocessingDrawing" xmlns:w="http://schemas.openxmlformats.org/wordprocessingml/2006/main" xmlns:w10="urn:schemas-microsoft-com:office:word" xmlns:w14="http://schemas.microsoft.com/office/word/2010/wordml" xmlns:wps="http://schemas.microsoft.com/office/word/2010/wordprocessingShape" xmlns:wpg="http://schemas.microsoft.com/office/word/2010/wordprocessingGroup" xmlns:mc="http://schemas.openxmlformats.org/markup-compatibility/2006" xmlns:v="urn:schemas-microsoft-com:vml" xmlns:o="urn:schemas-microsoft-com:office:office" xmlns:m="http://schemas.openxmlformats.org/officeDocument/2006/math" mc:Ignorable="w14 wp14">
+  <w:p xmlns:wp14="http://schemas.microsoft.com/office/word/2010/wordml" wp14:textId="77777777">
     <w:pPr>
       <w:pStyle w:val="Header &amp; Footer"/>
       <w:bidi w:val="0"/>
@@ -1653,14 +1794,14 @@
 </file>
 
 <file path=word/header1.xml><?xml version="1.0" encoding="utf-8"?>
-<w:hdr xmlns:r="http://schemas.openxmlformats.org/officeDocument/2006/relationships" xmlns:wp="http://schemas.openxmlformats.org/drawingml/2006/wordprocessingDrawing" xmlns:w="http://schemas.openxmlformats.org/wordprocessingml/2006/main" xmlns:w10="urn:schemas-microsoft-com:office:word" xmlns:w14="http://schemas.microsoft.com/office/word/2010/wordml" xmlns:wps="http://schemas.microsoft.com/office/word/2010/wordprocessingShape" xmlns:wpg="http://schemas.microsoft.com/office/word/2010/wordprocessingGroup" xmlns:mc="http://schemas.openxmlformats.org/markup-compatibility/2006" xmlns:v="urn:schemas-microsoft-com:vml" xmlns:o="urn:schemas-microsoft-com:office:office" xmlns:m="http://schemas.openxmlformats.org/officeDocument/2006/math" mc:Ignorable="w14">
-  <w:p>
+<w:hdr xmlns:wp14="http://schemas.microsoft.com/office/word/2010/wordprocessingDrawing" xmlns:r="http://schemas.openxmlformats.org/officeDocument/2006/relationships" xmlns:wp="http://schemas.openxmlformats.org/drawingml/2006/wordprocessingDrawing" xmlns:w="http://schemas.openxmlformats.org/wordprocessingml/2006/main" xmlns:w10="urn:schemas-microsoft-com:office:word" xmlns:w14="http://schemas.microsoft.com/office/word/2010/wordml" xmlns:wps="http://schemas.microsoft.com/office/word/2010/wordprocessingShape" xmlns:wpg="http://schemas.microsoft.com/office/word/2010/wordprocessingGroup" xmlns:mc="http://schemas.openxmlformats.org/markup-compatibility/2006" xmlns:v="urn:schemas-microsoft-com:vml" xmlns:o="urn:schemas-microsoft-com:office:office" xmlns:m="http://schemas.openxmlformats.org/officeDocument/2006/math" xmlns:a="http://schemas.openxmlformats.org/drawingml/2006/main" xmlns:pic="http://schemas.openxmlformats.org/drawingml/2006/picture" mc:Ignorable="w14 wp14">
+  <w:p xmlns:wp14="http://schemas.microsoft.com/office/word/2010/wordml" wp14:textId="77777777">
     <w:pPr>
       <w:pStyle w:val="header"/>
     </w:pPr>
     <w:r>
       <w:drawing xmlns:a="http://schemas.openxmlformats.org/drawingml/2006/main">
-        <wp:anchor distT="152400" distB="152400" distL="152400" distR="152400" simplePos="0" relativeHeight="251658240" behindDoc="1" locked="0" layoutInCell="1" allowOverlap="1">
+        <wp:anchor xmlns:wp14="http://schemas.microsoft.com/office/word/2010/wordprocessingDrawing" distT="152400" distB="152400" distL="152400" distR="152400" simplePos="0" relativeHeight="251658240" behindDoc="1" locked="0" layoutInCell="1" allowOverlap="1" wp14:anchorId="0E84756B" wp14:editId="7777777">
           <wp:simplePos x="0" y="0"/>
           <wp:positionH relativeFrom="page">
             <wp:posOffset>0</wp:posOffset>
@@ -1716,11 +1857,11 @@
 </file>
 
 <file path=word/styles.xml><?xml version="1.0" encoding="utf-8"?>
-<w:styles xmlns:w="http://schemas.openxmlformats.org/wordprocessingml/2006/main" xmlns:mc="http://schemas.openxmlformats.org/markup-compatibility/2006" xmlns:w14="http://schemas.microsoft.com/office/word/2010/wordml" mc:Ignorable="w14">
+<w:styles xmlns:wp14="http://schemas.microsoft.com/office/word/2010/wordprocessingDrawing" xmlns:w="http://schemas.openxmlformats.org/wordprocessingml/2006/main" xmlns:mc="http://schemas.openxmlformats.org/markup-compatibility/2006" xmlns:w14="http://schemas.microsoft.com/office/word/2010/wordml" mc:Ignorable="w14 wp14">
   <w:docDefaults>
     <w:rPrDefault>
       <w:rPr>
-        <w:rFonts w:ascii="Times New Roman" w:cs="Times New Roman" w:hAnsi="Times New Roman" w:eastAsia="Arial Unicode MS"/>
+        <w:rFonts w:ascii="Times New Roman" w:hAnsi="Times New Roman" w:eastAsia="Arial Unicode MS" w:cs="Times New Roman"/>
         <w:b w:val="0"/>
         <w:bCs w:val="0"/>
         <w:i w:val="0"/>
@@ -1751,7 +1892,7 @@
         <w:keepNext w:val="0"/>
         <w:keepLines w:val="0"/>
         <w:pageBreakBefore w:val="0"/>
-        <w:framePr w:anchorLock="0" w:w="0" w:h="0" w:vSpace="0" w:hSpace="0" w:xAlign="left" w:y="0" w:hRule="exact" w:vAnchor="margin"/>
+        <w:framePr w:w="0" w:h="0" w:vSpace="0" w:hSpace="0" w:vAnchor="margin" w:xAlign="left" w:y="0" w:hRule="exact" w:anchorLock="0"/>
         <w:widowControl w:val="1"/>
         <w:numPr>
           <w:ilvl w:val="0"/>
@@ -1775,7 +1916,7 @@
       </w:pPr>
     </w:pPrDefault>
   </w:docDefaults>
-  <w:style w:type="paragraph" w:default="1" w:styleId="Normal">
+  <w:style w:type="paragraph" w:styleId="Normal" w:default="1">
     <w:name w:val="Normal"/>
     <w:next w:val="Normal"/>
     <w:pPr/>
@@ -1785,7 +1926,7 @@
       <w:lang w:val="en-US" w:eastAsia="en-US" w:bidi="ar-SA"/>
     </w:rPr>
   </w:style>
-  <w:style w:type="character" w:default="1" w:styleId="Default Paragraph Font">
+  <w:style w:type="character" w:styleId="Default Paragraph Font" w:default="1">
     <w:name w:val="Default Paragraph Font"/>
     <w:next w:val="Default Paragraph Font"/>
   </w:style>
@@ -1795,7 +1936,7 @@
       <w:u w:val="single"/>
     </w:rPr>
   </w:style>
-  <w:style w:type="table" w:default="1" w:styleId="Table Normal">
+  <w:style w:type="table" w:styleId="Table Normal" w:default="1">
     <w:name w:val="Table Normal"/>
     <w:next w:val="Table Normal"/>
     <w:pPr/>
@@ -1817,7 +1958,7 @@
     <w:tblStylePr w:type="seCell"/>
     <w:tblStylePr w:type="swCell"/>
   </w:style>
-  <w:style w:type="numbering" w:default="1" w:styleId="No List">
+  <w:style w:type="numbering" w:styleId="No List" w:default="1">
     <w:name w:val="No List"/>
     <w:next w:val="No List"/>
     <w:pPr/>
@@ -1843,7 +1984,7 @@
       <w:outlineLvl w:val="9"/>
     </w:pPr>
     <w:rPr>
-      <w:rFonts w:ascii="Calibri" w:cs="Arial Unicode MS" w:hAnsi="Calibri" w:eastAsia="Arial Unicode MS"/>
+      <w:rFonts w:ascii="Calibri" w:hAnsi="Calibri" w:eastAsia="Arial Unicode MS" w:cs="Arial Unicode MS"/>
       <w:b w:val="0"/>
       <w:bCs w:val="0"/>
       <w:i w:val="0"/>
@@ -1890,7 +2031,7 @@
       <w:outlineLvl w:val="9"/>
     </w:pPr>
     <w:rPr>
-      <w:rFonts w:ascii="Helvetica Neue" w:cs="Arial Unicode MS" w:hAnsi="Helvetica Neue" w:eastAsia="Arial Unicode MS"/>
+      <w:rFonts w:ascii="Helvetica Neue" w:hAnsi="Helvetica Neue" w:eastAsia="Arial Unicode MS" w:cs="Arial Unicode MS"/>
       <w:b w:val="0"/>
       <w:bCs w:val="0"/>
       <w:i w:val="0"/>
@@ -1936,7 +2077,7 @@
       <w:outlineLvl w:val="9"/>
     </w:pPr>
     <w:rPr>
-      <w:rFonts w:ascii="Times New Roman" w:cs="Arial Unicode MS" w:hAnsi="Times New Roman" w:eastAsia="Arial Unicode MS"/>
+      <w:rFonts w:ascii="Times New Roman" w:hAnsi="Times New Roman" w:eastAsia="Arial Unicode MS" w:cs="Arial Unicode MS"/>
       <w:b w:val="0"/>
       <w:bCs w:val="0"/>
       <w:i w:val="0"/>
@@ -1982,7 +2123,7 @@
       <w:outlineLvl w:val="9"/>
     </w:pPr>
     <w:rPr>
-      <w:rFonts w:ascii="Calibri" w:cs="Arial Unicode MS" w:hAnsi="Calibri" w:eastAsia="Arial Unicode MS"/>
+      <w:rFonts w:ascii="Calibri" w:hAnsi="Calibri" w:eastAsia="Arial Unicode MS" w:cs="Arial Unicode MS"/>
       <w:b w:val="0"/>
       <w:bCs w:val="0"/>
       <w:i w:val="0"/>
@@ -2001,6 +2142,7 @@
       <w:u w:val="none" w:color="000000"/>
       <w:shd w:val="nil" w:color="auto" w:fill="auto"/>
       <w:vertAlign w:val="baseline"/>
+      <w:lang w:val="en-US"/>
       <w14:textOutline w14:w="12700" w14:cap="flat">
         <w14:noFill/>
         <w14:miter w14:lim="400000"/>
@@ -2012,9 +2154,9 @@
       </w14:textFill>
     </w:rPr>
   </w:style>
-  <w:style w:type="paragraph" w:styleId="Body B A A A A A A">
-    <w:name w:val="Body B A A A A A A"/>
-    <w:next w:val="Body B A A A A A A"/>
+  <w:style w:type="paragraph" w:styleId="Body B">
+    <w:name w:val="Body B"/>
+    <w:next w:val="Body B"/>
     <w:pPr>
       <w:keepNext w:val="0"/>
       <w:keepLines w:val="0"/>
@@ -2029,7 +2171,7 @@
       <w:outlineLvl w:val="9"/>
     </w:pPr>
     <w:rPr>
-      <w:rFonts w:ascii="Times New Roman" w:cs="Arial Unicode MS" w:hAnsi="Times New Roman" w:eastAsia="Arial Unicode MS"/>
+      <w:rFonts w:ascii="Times New Roman" w:hAnsi="Times New Roman" w:eastAsia="Arial Unicode MS" w:cs="Arial Unicode MS"/>
       <w:b w:val="0"/>
       <w:bCs w:val="0"/>
       <w:i w:val="0"/>
@@ -2059,6 +2201,54 @@
       </w14:textFill>
     </w:rPr>
   </w:style>
+  <w:style w:type="paragraph" w:styleId="Body B A">
+    <w:name w:val="Body B A"/>
+    <w:next w:val="Body B A"/>
+    <w:pPr>
+      <w:keepNext w:val="0"/>
+      <w:keepLines w:val="0"/>
+      <w:pageBreakBefore w:val="0"/>
+      <w:widowControl w:val="1"/>
+      <w:shd w:val="clear" w:color="auto" w:fill="auto"/>
+      <w:suppressAutoHyphens w:val="0"/>
+      <w:bidi w:val="0"/>
+      <w:spacing w:before="0" w:after="0" w:line="240" w:lineRule="auto"/>
+      <w:ind w:left="0" w:right="0" w:firstLine="0"/>
+      <w:jc w:val="left"/>
+      <w:outlineLvl w:val="9"/>
+    </w:pPr>
+    <w:rPr>
+      <w:rFonts w:ascii="Times New Roman" w:hAnsi="Times New Roman" w:eastAsia="Arial Unicode MS" w:cs="Arial Unicode MS"/>
+      <w:b w:val="0"/>
+      <w:bCs w:val="0"/>
+      <w:i w:val="0"/>
+      <w:iCs w:val="0"/>
+      <w:caps w:val="0"/>
+      <w:smallCaps w:val="0"/>
+      <w:strike w:val="0"/>
+      <w:dstrike w:val="0"/>
+      <w:outline w:val="0"/>
+      <w:color w:val="000000"/>
+      <w:spacing w:val="0"/>
+      <w:kern w:val="0"/>
+      <w:position w:val="0"/>
+      <w:sz w:val="24"/>
+      <w:szCs w:val="24"/>
+      <w:u w:val="none" w:color="000000"/>
+      <w:shd w:val="nil" w:color="auto" w:fill="auto"/>
+      <w:vertAlign w:val="baseline"/>
+      <w:lang w:val="en-US"/>
+      <w14:textOutline w14:w="12700" w14:cap="flat">
+        <w14:noFill/>
+        <w14:miter w14:lim="400000"/>
+      </w14:textOutline>
+      <w14:textFill>
+        <w14:solidFill>
+          <w14:srgbClr w14:val="000000"/>
+        </w14:solidFill>
+      </w14:textFill>
+    </w:rPr>
+  </w:style>
   <w:style w:type="paragraph" w:styleId="Default">
     <w:name w:val="Default"/>
     <w:next w:val="Default"/>
@@ -2076,7 +2266,7 @@
       <w:outlineLvl w:val="9"/>
     </w:pPr>
     <w:rPr>
-      <w:rFonts w:ascii="Helvetica Neue" w:cs="Arial Unicode MS" w:hAnsi="Helvetica Neue" w:eastAsia="Arial Unicode MS"/>
+      <w:rFonts w:ascii="Helvetica Neue" w:hAnsi="Helvetica Neue" w:eastAsia="Arial Unicode MS" w:cs="Arial Unicode MS"/>
       <w:b w:val="0"/>
       <w:bCs w:val="0"/>
       <w:i w:val="0"/>
@@ -2124,7 +2314,7 @@
       <w:outlineLvl w:val="9"/>
     </w:pPr>
     <w:rPr>
-      <w:rFonts w:ascii="Times New Roman" w:cs="Arial Unicode MS" w:hAnsi="Times New Roman" w:eastAsia="Arial Unicode MS"/>
+      <w:rFonts w:ascii="Times New Roman" w:hAnsi="Times New Roman" w:eastAsia="Arial Unicode MS" w:cs="Arial Unicode MS"/>
       <w:b w:val="0"/>
       <w:bCs w:val="0"/>
       <w:i w:val="0"/>
@@ -2380,7 +2570,7 @@
           <a:buFontTx/>
           <a:buNone/>
           <a:tabLst/>
-          <a:defRPr b="0" baseline="0" cap="none" i="0" spc="0" strike="noStrike" sz="1800" u="none" kumimoji="0" normalizeH="0">
+          <a:defRPr kumimoji="0" sz="1800" b="0" i="0" u="none" strike="noStrike" cap="none" spc="0" normalizeH="0" baseline="0">
             <a:ln>
               <a:noFill/>
             </a:ln>
@@ -2410,7 +2600,7 @@
           <a:buFontTx/>
           <a:buNone/>
           <a:tabLst/>
-          <a:defRPr b="0" baseline="0" cap="none" i="0" spc="0" strike="noStrike" sz="1800" u="none" kumimoji="0" normalizeH="0">
+          <a:defRPr kumimoji="0" sz="1800" b="0" i="0" u="none" strike="noStrike" cap="none" spc="0" normalizeH="0" baseline="0">
             <a:ln>
               <a:noFill/>
             </a:ln>
@@ -2436,7 +2626,7 @@
           <a:buFontTx/>
           <a:buNone/>
           <a:tabLst/>
-          <a:defRPr b="0" baseline="0" cap="none" i="0" spc="0" strike="noStrike" sz="1800" u="none" kumimoji="0" normalizeH="0">
+          <a:defRPr kumimoji="0" sz="1800" b="0" i="0" u="none" strike="noStrike" cap="none" spc="0" normalizeH="0" baseline="0">
             <a:ln>
               <a:noFill/>
             </a:ln>
@@ -2462,7 +2652,7 @@
           <a:buFontTx/>
           <a:buNone/>
           <a:tabLst/>
-          <a:defRPr b="0" baseline="0" cap="none" i="0" spc="0" strike="noStrike" sz="1800" u="none" kumimoji="0" normalizeH="0">
+          <a:defRPr kumimoji="0" sz="1800" b="0" i="0" u="none" strike="noStrike" cap="none" spc="0" normalizeH="0" baseline="0">
             <a:ln>
               <a:noFill/>
             </a:ln>
@@ -2488,7 +2678,7 @@
           <a:buFontTx/>
           <a:buNone/>
           <a:tabLst/>
-          <a:defRPr b="0" baseline="0" cap="none" i="0" spc="0" strike="noStrike" sz="1800" u="none" kumimoji="0" normalizeH="0">
+          <a:defRPr kumimoji="0" sz="1800" b="0" i="0" u="none" strike="noStrike" cap="none" spc="0" normalizeH="0" baseline="0">
             <a:ln>
               <a:noFill/>
             </a:ln>
@@ -2514,7 +2704,7 @@
           <a:buFontTx/>
           <a:buNone/>
           <a:tabLst/>
-          <a:defRPr b="0" baseline="0" cap="none" i="0" spc="0" strike="noStrike" sz="1800" u="none" kumimoji="0" normalizeH="0">
+          <a:defRPr kumimoji="0" sz="1800" b="0" i="0" u="none" strike="noStrike" cap="none" spc="0" normalizeH="0" baseline="0">
             <a:ln>
               <a:noFill/>
             </a:ln>
@@ -2540,7 +2730,7 @@
           <a:buFontTx/>
           <a:buNone/>
           <a:tabLst/>
-          <a:defRPr b="0" baseline="0" cap="none" i="0" spc="0" strike="noStrike" sz="1800" u="none" kumimoji="0" normalizeH="0">
+          <a:defRPr kumimoji="0" sz="1800" b="0" i="0" u="none" strike="noStrike" cap="none" spc="0" normalizeH="0" baseline="0">
             <a:ln>
               <a:noFill/>
             </a:ln>
@@ -2566,7 +2756,7 @@
           <a:buFontTx/>
           <a:buNone/>
           <a:tabLst/>
-          <a:defRPr b="0" baseline="0" cap="none" i="0" spc="0" strike="noStrike" sz="1800" u="none" kumimoji="0" normalizeH="0">
+          <a:defRPr kumimoji="0" sz="1800" b="0" i="0" u="none" strike="noStrike" cap="none" spc="0" normalizeH="0" baseline="0">
             <a:ln>
               <a:noFill/>
             </a:ln>
@@ -2592,7 +2782,7 @@
           <a:buFontTx/>
           <a:buNone/>
           <a:tabLst/>
-          <a:defRPr b="0" baseline="0" cap="none" i="0" spc="0" strike="noStrike" sz="1800" u="none" kumimoji="0" normalizeH="0">
+          <a:defRPr kumimoji="0" sz="1800" b="0" i="0" u="none" strike="noStrike" cap="none" spc="0" normalizeH="0" baseline="0">
             <a:ln>
               <a:noFill/>
             </a:ln>
@@ -2618,7 +2808,7 @@
           <a:buFontTx/>
           <a:buNone/>
           <a:tabLst/>
-          <a:defRPr b="0" baseline="0" cap="none" i="0" spc="0" strike="noStrike" sz="1800" u="none" kumimoji="0" normalizeH="0">
+          <a:defRPr kumimoji="0" sz="1800" b="0" i="0" u="none" strike="noStrike" cap="none" spc="0" normalizeH="0" baseline="0">
             <a:ln>
               <a:noFill/>
             </a:ln>
@@ -2669,7 +2859,7 @@
           <a:buFontTx/>
           <a:buNone/>
           <a:tabLst/>
-          <a:defRPr b="0" baseline="0" cap="none" i="0" spc="0" strike="noStrike" sz="1800" u="none" kumimoji="0" normalizeH="0">
+          <a:defRPr kumimoji="0" sz="1800" b="0" i="0" u="none" strike="noStrike" cap="none" spc="0" normalizeH="0" baseline="0">
             <a:ln>
               <a:noFill/>
             </a:ln>
@@ -2695,7 +2885,7 @@
           <a:buFontTx/>
           <a:buNone/>
           <a:tabLst/>
-          <a:defRPr b="0" baseline="0" cap="none" i="0" spc="0" strike="noStrike" sz="1800" u="none" kumimoji="0" normalizeH="0">
+          <a:defRPr kumimoji="0" sz="1800" b="0" i="0" u="none" strike="noStrike" cap="none" spc="0" normalizeH="0" baseline="0">
             <a:ln>
               <a:noFill/>
             </a:ln>
@@ -2721,7 +2911,7 @@
           <a:buFontTx/>
           <a:buNone/>
           <a:tabLst/>
-          <a:defRPr b="0" baseline="0" cap="none" i="0" spc="0" strike="noStrike" sz="1800" u="none" kumimoji="0" normalizeH="0">
+          <a:defRPr kumimoji="0" sz="1800" b="0" i="0" u="none" strike="noStrike" cap="none" spc="0" normalizeH="0" baseline="0">
             <a:ln>
               <a:noFill/>
             </a:ln>
@@ -2747,7 +2937,7 @@
           <a:buFontTx/>
           <a:buNone/>
           <a:tabLst/>
-          <a:defRPr b="0" baseline="0" cap="none" i="0" spc="0" strike="noStrike" sz="1800" u="none" kumimoji="0" normalizeH="0">
+          <a:defRPr kumimoji="0" sz="1800" b="0" i="0" u="none" strike="noStrike" cap="none" spc="0" normalizeH="0" baseline="0">
             <a:ln>
               <a:noFill/>
             </a:ln>
@@ -2773,7 +2963,7 @@
           <a:buFontTx/>
           <a:buNone/>
           <a:tabLst/>
-          <a:defRPr b="0" baseline="0" cap="none" i="0" spc="0" strike="noStrike" sz="1800" u="none" kumimoji="0" normalizeH="0">
+          <a:defRPr kumimoji="0" sz="1800" b="0" i="0" u="none" strike="noStrike" cap="none" spc="0" normalizeH="0" baseline="0">
             <a:ln>
               <a:noFill/>
             </a:ln>
@@ -2799,7 +2989,7 @@
           <a:buFontTx/>
           <a:buNone/>
           <a:tabLst/>
-          <a:defRPr b="0" baseline="0" cap="none" i="0" spc="0" strike="noStrike" sz="1800" u="none" kumimoji="0" normalizeH="0">
+          <a:defRPr kumimoji="0" sz="1800" b="0" i="0" u="none" strike="noStrike" cap="none" spc="0" normalizeH="0" baseline="0">
             <a:ln>
               <a:noFill/>
             </a:ln>
@@ -2825,7 +3015,7 @@
           <a:buFontTx/>
           <a:buNone/>
           <a:tabLst/>
-          <a:defRPr b="0" baseline="0" cap="none" i="0" spc="0" strike="noStrike" sz="1800" u="none" kumimoji="0" normalizeH="0">
+          <a:defRPr kumimoji="0" sz="1800" b="0" i="0" u="none" strike="noStrike" cap="none" spc="0" normalizeH="0" baseline="0">
             <a:ln>
               <a:noFill/>
             </a:ln>
@@ -2851,7 +3041,7 @@
           <a:buFontTx/>
           <a:buNone/>
           <a:tabLst/>
-          <a:defRPr b="0" baseline="0" cap="none" i="0" spc="0" strike="noStrike" sz="1800" u="none" kumimoji="0" normalizeH="0">
+          <a:defRPr kumimoji="0" sz="1800" b="0" i="0" u="none" strike="noStrike" cap="none" spc="0" normalizeH="0" baseline="0">
             <a:ln>
               <a:noFill/>
             </a:ln>
@@ -2877,7 +3067,7 @@
           <a:buFontTx/>
           <a:buNone/>
           <a:tabLst/>
-          <a:defRPr b="0" baseline="0" cap="none" i="0" spc="0" strike="noStrike" sz="1800" u="none" kumimoji="0" normalizeH="0">
+          <a:defRPr kumimoji="0" sz="1800" b="0" i="0" u="none" strike="noStrike" cap="none" spc="0" normalizeH="0" baseline="0">
             <a:ln>
               <a:noFill/>
             </a:ln>
@@ -2903,7 +3093,7 @@
           <a:buFontTx/>
           <a:buNone/>
           <a:tabLst/>
-          <a:defRPr b="0" baseline="0" cap="none" i="0" spc="0" strike="noStrike" sz="1800" u="none" kumimoji="0" normalizeH="0">
+          <a:defRPr kumimoji="0" sz="1800" b="0" i="0" u="none" strike="noStrike" cap="none" spc="0" normalizeH="0" baseline="0">
             <a:ln>
               <a:noFill/>
             </a:ln>
@@ -2951,7 +3141,7 @@
           <a:buFontTx/>
           <a:buNone/>
           <a:tabLst/>
-          <a:defRPr b="0" baseline="0" cap="none" i="0" spc="0" strike="noStrike" sz="1800" u="none" kumimoji="0" normalizeH="0">
+          <a:defRPr kumimoji="0" sz="1800" b="0" i="0" u="none" strike="noStrike" cap="none" spc="0" normalizeH="0" baseline="0">
             <a:ln>
               <a:noFill/>
             </a:ln>
@@ -2981,7 +3171,7 @@
           <a:buFontTx/>
           <a:buNone/>
           <a:tabLst/>
-          <a:defRPr b="0" baseline="0" cap="none" i="0" spc="0" strike="noStrike" sz="1800" u="none" kumimoji="0" normalizeH="0">
+          <a:defRPr kumimoji="0" sz="1800" b="0" i="0" u="none" strike="noStrike" cap="none" spc="0" normalizeH="0" baseline="0">
             <a:ln>
               <a:noFill/>
             </a:ln>
@@ -3007,7 +3197,7 @@
           <a:buFontTx/>
           <a:buNone/>
           <a:tabLst/>
-          <a:defRPr b="0" baseline="0" cap="none" i="0" spc="0" strike="noStrike" sz="1800" u="none" kumimoji="0" normalizeH="0">
+          <a:defRPr kumimoji="0" sz="1800" b="0" i="0" u="none" strike="noStrike" cap="none" spc="0" normalizeH="0" baseline="0">
             <a:ln>
               <a:noFill/>
             </a:ln>
@@ -3033,7 +3223,7 @@
           <a:buFontTx/>
           <a:buNone/>
           <a:tabLst/>
-          <a:defRPr b="0" baseline="0" cap="none" i="0" spc="0" strike="noStrike" sz="1800" u="none" kumimoji="0" normalizeH="0">
+          <a:defRPr kumimoji="0" sz="1800" b="0" i="0" u="none" strike="noStrike" cap="none" spc="0" normalizeH="0" baseline="0">
             <a:ln>
               <a:noFill/>
             </a:ln>
@@ -3059,7 +3249,7 @@
           <a:buFontTx/>
           <a:buNone/>
           <a:tabLst/>
-          <a:defRPr b="0" baseline="0" cap="none" i="0" spc="0" strike="noStrike" sz="1800" u="none" kumimoji="0" normalizeH="0">
+          <a:defRPr kumimoji="0" sz="1800" b="0" i="0" u="none" strike="noStrike" cap="none" spc="0" normalizeH="0" baseline="0">
             <a:ln>
               <a:noFill/>
             </a:ln>
@@ -3085,7 +3275,7 @@
           <a:buFontTx/>
           <a:buNone/>
           <a:tabLst/>
-          <a:defRPr b="0" baseline="0" cap="none" i="0" spc="0" strike="noStrike" sz="1800" u="none" kumimoji="0" normalizeH="0">
+          <a:defRPr kumimoji="0" sz="1800" b="0" i="0" u="none" strike="noStrike" cap="none" spc="0" normalizeH="0" baseline="0">
             <a:ln>
               <a:noFill/>
             </a:ln>
@@ -3111,7 +3301,7 @@
           <a:buFontTx/>
           <a:buNone/>
           <a:tabLst/>
-          <a:defRPr b="0" baseline="0" cap="none" i="0" spc="0" strike="noStrike" sz="1800" u="none" kumimoji="0" normalizeH="0">
+          <a:defRPr kumimoji="0" sz="1800" b="0" i="0" u="none" strike="noStrike" cap="none" spc="0" normalizeH="0" baseline="0">
             <a:ln>
               <a:noFill/>
             </a:ln>
@@ -3137,7 +3327,7 @@
           <a:buFontTx/>
           <a:buNone/>
           <a:tabLst/>
-          <a:defRPr b="0" baseline="0" cap="none" i="0" spc="0" strike="noStrike" sz="1800" u="none" kumimoji="0" normalizeH="0">
+          <a:defRPr kumimoji="0" sz="1800" b="0" i="0" u="none" strike="noStrike" cap="none" spc="0" normalizeH="0" baseline="0">
             <a:ln>
               <a:noFill/>
             </a:ln>
@@ -3163,7 +3353,7 @@
           <a:buFontTx/>
           <a:buNone/>
           <a:tabLst/>
-          <a:defRPr b="0" baseline="0" cap="none" i="0" spc="0" strike="noStrike" sz="1800" u="none" kumimoji="0" normalizeH="0">
+          <a:defRPr kumimoji="0" sz="1800" b="0" i="0" u="none" strike="noStrike" cap="none" spc="0" normalizeH="0" baseline="0">
             <a:ln>
               <a:noFill/>
             </a:ln>
@@ -3189,7 +3379,7 @@
           <a:buFontTx/>
           <a:buNone/>
           <a:tabLst/>
-          <a:defRPr b="0" baseline="0" cap="none" i="0" spc="0" strike="noStrike" sz="1800" u="none" kumimoji="0" normalizeH="0">
+          <a:defRPr kumimoji="0" sz="1800" b="0" i="0" u="none" strike="noStrike" cap="none" spc="0" normalizeH="0" baseline="0">
             <a:ln>
               <a:noFill/>
             </a:ln>
